--- a/Noldus data/Report.docx
+++ b/Noldus data/Report.docx
@@ -78,7 +78,7 @@
         <w:rPr>
           <w:rFonts w:ascii="Times New Roman" w:hAnsi="Times New Roman" w:cs="Times New Roman"/>
         </w:rPr>
-        <w:t>Without normalization:</w:t>
+        <w:t>With min-max normalization:</w:t>
       </w:r>
     </w:p>
     <w:p>
@@ -91,19 +91,7 @@
         <w:rPr>
           <w:rFonts w:ascii="Times New Roman" w:hAnsi="Times New Roman" w:cs="Times New Roman"/>
         </w:rPr>
-        <w:t>Sal v</w:t>
-      </w:r>
-      <w:r>
-        <w:rPr>
-          <w:rFonts w:ascii="Times New Roman" w:hAnsi="Times New Roman" w:cs="Times New Roman"/>
-        </w:rPr>
-        <w:t>s</w:t>
-      </w:r>
-      <w:r>
-        <w:rPr>
-          <w:rFonts w:ascii="Times New Roman" w:hAnsi="Times New Roman" w:cs="Times New Roman"/>
-        </w:rPr>
-        <w:t xml:space="preserve"> </w:t>
+        <w:t xml:space="preserve">Sal vs </w:t>
       </w:r>
       <w:proofErr w:type="spellStart"/>
       <w:r>
@@ -117,25 +105,19 @@
         <w:rPr>
           <w:rFonts w:ascii="Times New Roman" w:hAnsi="Times New Roman" w:cs="Times New Roman"/>
         </w:rPr>
-        <w:t xml:space="preserve"> in Simple. </w:t>
-      </w:r>
-      <w:r>
-        <w:rPr>
-          <w:rFonts w:ascii="Times New Roman" w:hAnsi="Times New Roman" w:cs="Times New Roman"/>
-        </w:rPr>
-        <w:t>p</w:t>
-      </w:r>
-      <w:r>
-        <w:rPr>
-          <w:rFonts w:ascii="Times New Roman" w:hAnsi="Times New Roman" w:cs="Times New Roman"/>
-        </w:rPr>
-        <w:t xml:space="preserve"> = </w:t>
-      </w:r>
-      <w:r>
-        <w:rPr>
-          <w:rFonts w:ascii="Times New Roman" w:hAnsi="Times New Roman" w:cs="Times New Roman"/>
-        </w:rPr>
-        <w:t>0.69</w:t>
+        <w:t xml:space="preserve"> in Simple. p = 0.</w:t>
+      </w:r>
+      <w:r>
+        <w:rPr>
+          <w:rFonts w:ascii="Times New Roman" w:hAnsi="Times New Roman" w:cs="Times New Roman"/>
+        </w:rPr>
+        <w:t>7</w:t>
+      </w:r>
+      <w:r>
+        <w:rPr>
+          <w:rFonts w:ascii="Times New Roman" w:hAnsi="Times New Roman" w:cs="Times New Roman"/>
+        </w:rPr>
+        <w:t>1</w:t>
       </w:r>
     </w:p>
     <w:p>
@@ -148,19 +130,7 @@
         <w:rPr>
           <w:rFonts w:ascii="Times New Roman" w:hAnsi="Times New Roman" w:cs="Times New Roman"/>
         </w:rPr>
-        <w:t>Sal v</w:t>
-      </w:r>
-      <w:r>
-        <w:rPr>
-          <w:rFonts w:ascii="Times New Roman" w:hAnsi="Times New Roman" w:cs="Times New Roman"/>
-        </w:rPr>
-        <w:t>s</w:t>
-      </w:r>
-      <w:r>
-        <w:rPr>
-          <w:rFonts w:ascii="Times New Roman" w:hAnsi="Times New Roman" w:cs="Times New Roman"/>
-        </w:rPr>
-        <w:t xml:space="preserve"> </w:t>
+        <w:t xml:space="preserve">Sal vs </w:t>
       </w:r>
       <w:proofErr w:type="spellStart"/>
       <w:r>
@@ -174,19 +144,25 @@
         <w:rPr>
           <w:rFonts w:ascii="Times New Roman" w:hAnsi="Times New Roman" w:cs="Times New Roman"/>
         </w:rPr>
-        <w:t xml:space="preserve"> in Complex. </w:t>
-      </w:r>
-      <w:r>
-        <w:rPr>
-          <w:rFonts w:ascii="Times New Roman" w:hAnsi="Times New Roman" w:cs="Times New Roman"/>
-        </w:rPr>
-        <w:t>p = 0.0</w:t>
-      </w:r>
-      <w:r>
-        <w:rPr>
-          <w:rFonts w:ascii="Times New Roman" w:hAnsi="Times New Roman" w:cs="Times New Roman"/>
-        </w:rPr>
-        <w:t>4</w:t>
+        <w:t xml:space="preserve"> in Complex. p = </w:t>
+      </w:r>
+      <w:r>
+        <w:rPr>
+          <w:rFonts w:ascii="Times New Roman" w:hAnsi="Times New Roman" w:cs="Times New Roman"/>
+        </w:rPr>
+        <w:t>0.</w:t>
+      </w:r>
+      <w:r>
+        <w:rPr>
+          <w:rFonts w:ascii="Times New Roman" w:hAnsi="Times New Roman" w:cs="Times New Roman"/>
+        </w:rPr>
+        <w:t>0</w:t>
+      </w:r>
+      <w:r>
+        <w:rPr>
+          <w:rFonts w:ascii="Times New Roman" w:hAnsi="Times New Roman" w:cs="Times New Roman"/>
+        </w:rPr>
+        <w:t>012</w:t>
       </w:r>
     </w:p>
     <w:p>
@@ -205,8 +181,56 @@
       <w:r>
         <w:rPr>
           <w:rFonts w:ascii="Times New Roman" w:hAnsi="Times New Roman" w:cs="Times New Roman"/>
-        </w:rPr>
-        <w:t>With min-max normalization:</w:t>
+          <w:b/>
+          <w:bCs/>
+        </w:rPr>
+        <w:t>Claim 2</w:t>
+      </w:r>
+      <w:r>
+        <w:rPr>
+          <w:rFonts w:ascii="Times New Roman" w:hAnsi="Times New Roman" w:cs="Times New Roman"/>
+          <w:b/>
+          <w:bCs/>
+        </w:rPr>
+        <w:t xml:space="preserve">: </w:t>
+      </w:r>
+      <w:r>
+        <w:rPr>
+          <w:rFonts w:ascii="Times New Roman" w:hAnsi="Times New Roman" w:cs="Times New Roman"/>
+        </w:rPr>
+        <w:t xml:space="preserve">Effect of ghrelin depends on </w:t>
+      </w:r>
+      <w:proofErr w:type="spellStart"/>
+      <w:r>
+        <w:rPr>
+          <w:rFonts w:ascii="Times New Roman" w:hAnsi="Times New Roman" w:cs="Times New Roman"/>
+        </w:rPr>
+        <w:t>striosome</w:t>
+      </w:r>
+      <w:r>
+        <w:rPr>
+          <w:rFonts w:ascii="Times New Roman" w:hAnsi="Times New Roman" w:cs="Times New Roman"/>
+        </w:rPr>
+        <w:t>s</w:t>
+      </w:r>
+      <w:proofErr w:type="spellEnd"/>
+      <w:r>
+        <w:rPr>
+          <w:rFonts w:ascii="Times New Roman" w:hAnsi="Times New Roman" w:cs="Times New Roman"/>
+        </w:rPr>
+        <w:t xml:space="preserve"> and happens only in complex task</w:t>
+      </w:r>
+      <w:r>
+        <w:rPr>
+          <w:rFonts w:ascii="Times New Roman" w:hAnsi="Times New Roman" w:cs="Times New Roman"/>
+        </w:rPr>
+        <w:t>.</w:t>
+      </w:r>
+      <w:r>
+        <w:rPr>
+          <w:rFonts w:ascii="Times New Roman" w:hAnsi="Times New Roman" w:cs="Times New Roman"/>
+        </w:rPr>
+        <w:t xml:space="preserve"> (1-way ANOVA)</w:t>
       </w:r>
     </w:p>
     <w:p>
@@ -219,33 +243,7 @@
         <w:rPr>
           <w:rFonts w:ascii="Times New Roman" w:hAnsi="Times New Roman" w:cs="Times New Roman"/>
         </w:rPr>
-        <w:t xml:space="preserve">Sal vs </w:t>
-      </w:r>
-      <w:proofErr w:type="spellStart"/>
-      <w:r>
-        <w:rPr>
-          <w:rFonts w:ascii="Times New Roman" w:hAnsi="Times New Roman" w:cs="Times New Roman"/>
-        </w:rPr>
-        <w:t>Ghr</w:t>
-      </w:r>
-      <w:proofErr w:type="spellEnd"/>
-      <w:r>
-        <w:rPr>
-          <w:rFonts w:ascii="Times New Roman" w:hAnsi="Times New Roman" w:cs="Times New Roman"/>
-        </w:rPr>
-        <w:t xml:space="preserve"> in Simple. p = 0.</w:t>
-      </w:r>
-      <w:r>
-        <w:rPr>
-          <w:rFonts w:ascii="Times New Roman" w:hAnsi="Times New Roman" w:cs="Times New Roman"/>
-        </w:rPr>
-        <w:t>7</w:t>
-      </w:r>
-      <w:r>
-        <w:rPr>
-          <w:rFonts w:ascii="Times New Roman" w:hAnsi="Times New Roman" w:cs="Times New Roman"/>
-        </w:rPr>
-        <w:t>1</w:t>
+        <w:t>With min-max normalization:</w:t>
       </w:r>
     </w:p>
     <w:p>
@@ -254,12 +252,6 @@
           <w:rFonts w:ascii="Times New Roman" w:hAnsi="Times New Roman" w:cs="Times New Roman"/>
         </w:rPr>
       </w:pPr>
-      <w:r>
-        <w:rPr>
-          <w:rFonts w:ascii="Times New Roman" w:hAnsi="Times New Roman" w:cs="Times New Roman"/>
-        </w:rPr>
-        <w:t xml:space="preserve">Sal vs </w:t>
-      </w:r>
       <w:proofErr w:type="spellStart"/>
       <w:r>
         <w:rPr>
@@ -272,25 +264,19 @@
         <w:rPr>
           <w:rFonts w:ascii="Times New Roman" w:hAnsi="Times New Roman" w:cs="Times New Roman"/>
         </w:rPr>
-        <w:t xml:space="preserve"> in Complex. p = </w:t>
-      </w:r>
-      <w:r>
-        <w:rPr>
-          <w:rFonts w:ascii="Times New Roman" w:hAnsi="Times New Roman" w:cs="Times New Roman"/>
-        </w:rPr>
-        <w:t>0.</w:t>
-      </w:r>
-      <w:r>
-        <w:rPr>
-          <w:rFonts w:ascii="Times New Roman" w:hAnsi="Times New Roman" w:cs="Times New Roman"/>
-        </w:rPr>
-        <w:t>0</w:t>
-      </w:r>
-      <w:r>
-        <w:rPr>
-          <w:rFonts w:ascii="Times New Roman" w:hAnsi="Times New Roman" w:cs="Times New Roman"/>
-        </w:rPr>
-        <w:t>012</w:t>
+        <w:t xml:space="preserve"> vs Inhibit </w:t>
+      </w:r>
+      <w:r>
+        <w:rPr>
+          <w:rFonts w:ascii="Times New Roman" w:hAnsi="Times New Roman" w:cs="Times New Roman"/>
+        </w:rPr>
+        <w:t xml:space="preserve">in Simple. p = </w:t>
+      </w:r>
+      <w:r>
+        <w:rPr>
+          <w:rFonts w:ascii="Times New Roman" w:hAnsi="Times New Roman" w:cs="Times New Roman"/>
+        </w:rPr>
+        <w:t>0.27</w:t>
       </w:r>
     </w:p>
     <w:p>
@@ -299,6 +285,32 @@
           <w:rFonts w:ascii="Times New Roman" w:hAnsi="Times New Roman" w:cs="Times New Roman"/>
         </w:rPr>
       </w:pPr>
+      <w:proofErr w:type="spellStart"/>
+      <w:r>
+        <w:rPr>
+          <w:rFonts w:ascii="Times New Roman" w:hAnsi="Times New Roman" w:cs="Times New Roman"/>
+        </w:rPr>
+        <w:t>Ghr</w:t>
+      </w:r>
+      <w:proofErr w:type="spellEnd"/>
+      <w:r>
+        <w:rPr>
+          <w:rFonts w:ascii="Times New Roman" w:hAnsi="Times New Roman" w:cs="Times New Roman"/>
+        </w:rPr>
+        <w:t xml:space="preserve"> vs Inhibit </w:t>
+      </w:r>
+      <w:r>
+        <w:rPr>
+          <w:rFonts w:ascii="Times New Roman" w:hAnsi="Times New Roman" w:cs="Times New Roman"/>
+        </w:rPr>
+        <w:t xml:space="preserve">in Complex. p = </w:t>
+      </w:r>
+      <w:r>
+        <w:rPr>
+          <w:rFonts w:ascii="Times New Roman" w:hAnsi="Times New Roman" w:cs="Times New Roman"/>
+        </w:rPr>
+        <w:t>0.0046</w:t>
+      </w:r>
     </w:p>
     <w:p>
       <w:pPr>
@@ -306,24 +318,6 @@
           <w:rFonts w:ascii="Times New Roman" w:hAnsi="Times New Roman" w:cs="Times New Roman"/>
         </w:rPr>
       </w:pPr>
-      <w:r>
-        <w:rPr>
-          <w:rFonts w:ascii="Times New Roman" w:hAnsi="Times New Roman" w:cs="Times New Roman"/>
-        </w:rPr>
-        <w:t xml:space="preserve">With </w:t>
-      </w:r>
-      <w:r>
-        <w:rPr>
-          <w:rFonts w:ascii="Times New Roman" w:hAnsi="Times New Roman" w:cs="Times New Roman"/>
-        </w:rPr>
-        <w:t>z-score</w:t>
-      </w:r>
-      <w:r>
-        <w:rPr>
-          <w:rFonts w:ascii="Times New Roman" w:hAnsi="Times New Roman" w:cs="Times New Roman"/>
-        </w:rPr>
-        <w:t xml:space="preserve"> normalization:</w:t>
-      </w:r>
     </w:p>
     <w:p>
       <w:pPr>
@@ -334,34 +328,86 @@
       <w:r>
         <w:rPr>
           <w:rFonts w:ascii="Times New Roman" w:hAnsi="Times New Roman" w:cs="Times New Roman"/>
-        </w:rPr>
-        <w:t xml:space="preserve">Sal vs </w:t>
+          <w:b/>
+          <w:bCs/>
+        </w:rPr>
+        <w:t>Claim 3</w:t>
+      </w:r>
+      <w:r>
+        <w:rPr>
+          <w:rFonts w:ascii="Times New Roman" w:hAnsi="Times New Roman" w:cs="Times New Roman"/>
+          <w:b/>
+          <w:bCs/>
+        </w:rPr>
+        <w:t xml:space="preserve">: </w:t>
+      </w:r>
+      <w:r>
+        <w:rPr>
+          <w:rFonts w:ascii="Times New Roman" w:hAnsi="Times New Roman" w:cs="Times New Roman"/>
+        </w:rPr>
+        <w:t xml:space="preserve">Excitation of </w:t>
       </w:r>
       <w:proofErr w:type="spellStart"/>
       <w:r>
         <w:rPr>
           <w:rFonts w:ascii="Times New Roman" w:hAnsi="Times New Roman" w:cs="Times New Roman"/>
         </w:rPr>
-        <w:t>Ghr</w:t>
+        <w:t>striosome</w:t>
       </w:r>
       <w:proofErr w:type="spellEnd"/>
       <w:r>
         <w:rPr>
           <w:rFonts w:ascii="Times New Roman" w:hAnsi="Times New Roman" w:cs="Times New Roman"/>
         </w:rPr>
-        <w:t xml:space="preserve"> in Simple. p = </w:t>
-      </w:r>
-      <w:r>
-        <w:rPr>
-          <w:rFonts w:ascii="Times New Roman" w:hAnsi="Times New Roman" w:cs="Times New Roman"/>
-        </w:rPr>
-        <w:t>0.</w:t>
-      </w:r>
-      <w:r>
-        <w:rPr>
-          <w:rFonts w:ascii="Times New Roman" w:hAnsi="Times New Roman" w:cs="Times New Roman"/>
-        </w:rPr>
-        <w:t>57</w:t>
+        <w:t xml:space="preserve"> mimics</w:t>
+      </w:r>
+      <w:r>
+        <w:rPr>
+          <w:rFonts w:ascii="Times New Roman" w:hAnsi="Times New Roman" w:cs="Times New Roman"/>
+        </w:rPr>
+        <w:t xml:space="preserve"> or stronger than</w:t>
+      </w:r>
+      <w:r>
+        <w:rPr>
+          <w:rFonts w:ascii="Times New Roman" w:hAnsi="Times New Roman" w:cs="Times New Roman"/>
+        </w:rPr>
+        <w:t xml:space="preserve"> ghrelin effect in </w:t>
+      </w:r>
+      <w:r>
+        <w:rPr>
+          <w:rFonts w:ascii="Times New Roman" w:hAnsi="Times New Roman" w:cs="Times New Roman"/>
+        </w:rPr>
+        <w:t xml:space="preserve">both simple </w:t>
+      </w:r>
+      <w:r>
+        <w:rPr>
+          <w:rFonts w:ascii="Times New Roman" w:hAnsi="Times New Roman" w:cs="Times New Roman"/>
+        </w:rPr>
+        <w:t xml:space="preserve">and </w:t>
+      </w:r>
+      <w:r>
+        <w:rPr>
+          <w:rFonts w:ascii="Times New Roman" w:hAnsi="Times New Roman" w:cs="Times New Roman"/>
+        </w:rPr>
+        <w:t>complex task</w:t>
+      </w:r>
+      <w:r>
+        <w:rPr>
+          <w:rFonts w:ascii="Times New Roman" w:hAnsi="Times New Roman" w:cs="Times New Roman"/>
+        </w:rPr>
+        <w:t>s</w:t>
+      </w:r>
+      <w:r>
+        <w:rPr>
+          <w:rFonts w:ascii="Times New Roman" w:hAnsi="Times New Roman" w:cs="Times New Roman"/>
+        </w:rPr>
+        <w:t>.</w:t>
+      </w:r>
+      <w:r>
+        <w:rPr>
+          <w:rFonts w:ascii="Times New Roman" w:hAnsi="Times New Roman" w:cs="Times New Roman"/>
+        </w:rPr>
+        <w:t xml:space="preserve"> (1-way ANOVA)</w:t>
       </w:r>
     </w:p>
     <w:p>
@@ -374,51 +420,7 @@
         <w:rPr>
           <w:rFonts w:ascii="Times New Roman" w:hAnsi="Times New Roman" w:cs="Times New Roman"/>
         </w:rPr>
-        <w:t xml:space="preserve">Sal vs </w:t>
-      </w:r>
-      <w:proofErr w:type="spellStart"/>
-      <w:r>
-        <w:rPr>
-          <w:rFonts w:ascii="Times New Roman" w:hAnsi="Times New Roman" w:cs="Times New Roman"/>
-        </w:rPr>
-        <w:t>Ghr</w:t>
-      </w:r>
-      <w:proofErr w:type="spellEnd"/>
-      <w:r>
-        <w:rPr>
-          <w:rFonts w:ascii="Times New Roman" w:hAnsi="Times New Roman" w:cs="Times New Roman"/>
-        </w:rPr>
-        <w:t xml:space="preserve"> in Complex. p </w:t>
-      </w:r>
-      <w:r>
-        <w:rPr>
-          <w:rFonts w:ascii="Times New Roman" w:hAnsi="Times New Roman" w:cs="Times New Roman"/>
-        </w:rPr>
-        <w:t>&lt;</w:t>
-      </w:r>
-      <w:r>
-        <w:rPr>
-          <w:rFonts w:ascii="Times New Roman" w:hAnsi="Times New Roman" w:cs="Times New Roman"/>
-        </w:rPr>
-        <w:t xml:space="preserve"> </w:t>
-      </w:r>
-      <w:r>
-        <w:rPr>
-          <w:rFonts w:ascii="Times New Roman" w:hAnsi="Times New Roman" w:cs="Times New Roman"/>
-        </w:rPr>
-        <w:t>0.</w:t>
-      </w:r>
-      <w:r>
-        <w:rPr>
-          <w:rFonts w:ascii="Times New Roman" w:hAnsi="Times New Roman" w:cs="Times New Roman"/>
-        </w:rPr>
-        <w:t>000</w:t>
-      </w:r>
-      <w:r>
-        <w:rPr>
-          <w:rFonts w:ascii="Times New Roman" w:hAnsi="Times New Roman" w:cs="Times New Roman"/>
-        </w:rPr>
-        <w:t>0</w:t>
+        <w:t>With min-max normalization:</w:t>
       </w:r>
     </w:p>
     <w:p>
@@ -427,6 +429,96 @@
           <w:rFonts w:ascii="Times New Roman" w:hAnsi="Times New Roman" w:cs="Times New Roman"/>
         </w:rPr>
       </w:pPr>
+      <w:proofErr w:type="spellStart"/>
+      <w:r>
+        <w:rPr>
+          <w:rFonts w:ascii="Times New Roman" w:hAnsi="Times New Roman" w:cs="Times New Roman"/>
+        </w:rPr>
+        <w:t>Ghr</w:t>
+      </w:r>
+      <w:proofErr w:type="spellEnd"/>
+      <w:r>
+        <w:rPr>
+          <w:rFonts w:ascii="Times New Roman" w:hAnsi="Times New Roman" w:cs="Times New Roman"/>
+        </w:rPr>
+        <w:t xml:space="preserve"> vs </w:t>
+      </w:r>
+      <w:proofErr w:type="spellStart"/>
+      <w:r>
+        <w:rPr>
+          <w:rFonts w:ascii="Times New Roman" w:hAnsi="Times New Roman" w:cs="Times New Roman"/>
+        </w:rPr>
+        <w:t>Exct</w:t>
+      </w:r>
+      <w:proofErr w:type="spellEnd"/>
+      <w:r>
+        <w:rPr>
+          <w:rFonts w:ascii="Times New Roman" w:hAnsi="Times New Roman" w:cs="Times New Roman"/>
+        </w:rPr>
+        <w:t>:</w:t>
+      </w:r>
+      <w:r>
+        <w:rPr>
+          <w:rFonts w:ascii="Times New Roman" w:hAnsi="Times New Roman" w:cs="Times New Roman"/>
+        </w:rPr>
+        <w:t xml:space="preserve"> p = </w:t>
+      </w:r>
+      <w:r>
+        <w:rPr>
+          <w:rFonts w:ascii="Times New Roman" w:hAnsi="Times New Roman" w:cs="Times New Roman"/>
+        </w:rPr>
+        <w:t>0.87</w:t>
+      </w:r>
+      <w:r>
+        <w:rPr>
+          <w:rFonts w:ascii="Times New Roman" w:hAnsi="Times New Roman" w:cs="Times New Roman"/>
+        </w:rPr>
+        <w:t xml:space="preserve">, Sal vs </w:t>
+      </w:r>
+      <w:proofErr w:type="spellStart"/>
+      <w:r>
+        <w:rPr>
+          <w:rFonts w:ascii="Times New Roman" w:hAnsi="Times New Roman" w:cs="Times New Roman"/>
+        </w:rPr>
+        <w:t>Exct</w:t>
+      </w:r>
+      <w:proofErr w:type="spellEnd"/>
+      <w:r>
+        <w:rPr>
+          <w:rFonts w:ascii="Times New Roman" w:hAnsi="Times New Roman" w:cs="Times New Roman"/>
+        </w:rPr>
+        <w:t xml:space="preserve">: p </w:t>
+      </w:r>
+      <w:r>
+        <w:rPr>
+          <w:rFonts w:ascii="Times New Roman" w:hAnsi="Times New Roman" w:cs="Times New Roman"/>
+        </w:rPr>
+        <w:t>= 0.88</w:t>
+      </w:r>
+      <w:r>
+        <w:rPr>
+          <w:rFonts w:ascii="Times New Roman" w:hAnsi="Times New Roman" w:cs="Times New Roman"/>
+        </w:rPr>
+        <w:t xml:space="preserve"> </w:t>
+      </w:r>
+      <w:r>
+        <w:rPr>
+          <w:rFonts w:ascii="Times New Roman" w:hAnsi="Times New Roman" w:cs="Times New Roman"/>
+        </w:rPr>
+        <w:t xml:space="preserve">in </w:t>
+      </w:r>
+      <w:r>
+        <w:rPr>
+          <w:rFonts w:ascii="Times New Roman" w:hAnsi="Times New Roman" w:cs="Times New Roman"/>
+        </w:rPr>
+        <w:t>Simple</w:t>
+      </w:r>
+      <w:r>
+        <w:rPr>
+          <w:rFonts w:ascii="Times New Roman" w:hAnsi="Times New Roman" w:cs="Times New Roman"/>
+        </w:rPr>
+        <w:t>.</w:t>
+      </w:r>
     </w:p>
     <w:p>
       <w:pPr>
@@ -434,59 +526,119 @@
           <w:rFonts w:ascii="Times New Roman" w:hAnsi="Times New Roman" w:cs="Times New Roman"/>
         </w:rPr>
       </w:pPr>
-      <w:r>
+      <w:proofErr w:type="spellStart"/>
+      <w:r>
+        <w:rPr>
+          <w:rFonts w:ascii="Times New Roman" w:hAnsi="Times New Roman" w:cs="Times New Roman"/>
+        </w:rPr>
+        <w:t>Ghr</w:t>
+      </w:r>
+      <w:proofErr w:type="spellEnd"/>
+      <w:r>
+        <w:rPr>
+          <w:rFonts w:ascii="Times New Roman" w:hAnsi="Times New Roman" w:cs="Times New Roman"/>
+        </w:rPr>
+        <w:t xml:space="preserve"> vs </w:t>
+      </w:r>
+      <w:proofErr w:type="spellStart"/>
+      <w:r>
+        <w:rPr>
+          <w:rFonts w:ascii="Times New Roman" w:hAnsi="Times New Roman" w:cs="Times New Roman"/>
+        </w:rPr>
+        <w:t>Exc</w:t>
+      </w:r>
+      <w:r>
+        <w:rPr>
+          <w:rFonts w:ascii="Times New Roman" w:hAnsi="Times New Roman" w:cs="Times New Roman"/>
+        </w:rPr>
+        <w:t>t</w:t>
+      </w:r>
+      <w:proofErr w:type="spellEnd"/>
+      <w:r>
+        <w:rPr>
+          <w:rFonts w:ascii="Times New Roman" w:hAnsi="Times New Roman" w:cs="Times New Roman"/>
+        </w:rPr>
+        <w:t>:</w:t>
+      </w:r>
+      <w:r>
+        <w:rPr>
+          <w:rFonts w:ascii="Times New Roman" w:hAnsi="Times New Roman" w:cs="Times New Roman"/>
+        </w:rPr>
+        <w:t xml:space="preserve"> p = </w:t>
+      </w:r>
+      <w:r>
+        <w:rPr>
+          <w:rFonts w:ascii="Times New Roman" w:hAnsi="Times New Roman" w:cs="Times New Roman"/>
+        </w:rPr>
+        <w:t>0.53</w:t>
+      </w:r>
+      <w:r>
+        <w:rPr>
+          <w:rFonts w:ascii="Times New Roman" w:hAnsi="Times New Roman" w:cs="Times New Roman"/>
+        </w:rPr>
+        <w:t xml:space="preserve">, Sal vs </w:t>
+      </w:r>
+      <w:proofErr w:type="spellStart"/>
+      <w:r>
+        <w:rPr>
+          <w:rFonts w:ascii="Times New Roman" w:hAnsi="Times New Roman" w:cs="Times New Roman"/>
+        </w:rPr>
+        <w:t>Exct</w:t>
+      </w:r>
+      <w:proofErr w:type="spellEnd"/>
+      <w:r>
+        <w:rPr>
+          <w:rFonts w:ascii="Times New Roman" w:hAnsi="Times New Roman" w:cs="Times New Roman"/>
+        </w:rPr>
+        <w:t xml:space="preserve">: p </w:t>
+      </w:r>
+      <w:r>
+        <w:rPr>
+          <w:rFonts w:ascii="Times New Roman" w:hAnsi="Times New Roman" w:cs="Times New Roman"/>
+        </w:rPr>
+        <w:t>= 0.0007</w:t>
+      </w:r>
+      <w:r>
+        <w:rPr>
+          <w:rFonts w:ascii="Times New Roman" w:hAnsi="Times New Roman" w:cs="Times New Roman"/>
+        </w:rPr>
+        <w:t xml:space="preserve"> in </w:t>
+      </w:r>
+      <w:r>
+        <w:rPr>
+          <w:rFonts w:ascii="Times New Roman" w:hAnsi="Times New Roman" w:cs="Times New Roman"/>
+        </w:rPr>
+        <w:t>Complex</w:t>
+      </w:r>
+      <w:r>
+        <w:rPr>
+          <w:rFonts w:ascii="Times New Roman" w:hAnsi="Times New Roman" w:cs="Times New Roman"/>
+        </w:rPr>
+        <w:t>.</w:t>
+      </w:r>
+    </w:p>
+    <w:p>
+      <w:pPr>
+        <w:rPr>
+          <w:rFonts w:ascii="Times New Roman" w:hAnsi="Times New Roman" w:cs="Times New Roman"/>
+        </w:rPr>
+      </w:pPr>
+    </w:p>
+    <w:p>
+      <w:pPr>
         <w:rPr>
           <w:rFonts w:ascii="Times New Roman" w:hAnsi="Times New Roman" w:cs="Times New Roman"/>
           <w:b/>
           <w:bCs/>
         </w:rPr>
-        <w:t>Claim 2</w:t>
-      </w:r>
+      </w:pPr>
       <w:r>
         <w:rPr>
           <w:rFonts w:ascii="Times New Roman" w:hAnsi="Times New Roman" w:cs="Times New Roman"/>
           <w:b/>
           <w:bCs/>
         </w:rPr>
-        <w:t xml:space="preserve">: </w:t>
-      </w:r>
-      <w:r>
-        <w:rPr>
-          <w:rFonts w:ascii="Times New Roman" w:hAnsi="Times New Roman" w:cs="Times New Roman"/>
-        </w:rPr>
-        <w:t xml:space="preserve">Effect of ghrelin depends on </w:t>
-      </w:r>
-      <w:proofErr w:type="spellStart"/>
-      <w:r>
-        <w:rPr>
-          <w:rFonts w:ascii="Times New Roman" w:hAnsi="Times New Roman" w:cs="Times New Roman"/>
-        </w:rPr>
-        <w:t>striosome</w:t>
-      </w:r>
-      <w:r>
-        <w:rPr>
-          <w:rFonts w:ascii="Times New Roman" w:hAnsi="Times New Roman" w:cs="Times New Roman"/>
-        </w:rPr>
-        <w:t>s</w:t>
-      </w:r>
-      <w:proofErr w:type="spellEnd"/>
-      <w:r>
-        <w:rPr>
-          <w:rFonts w:ascii="Times New Roman" w:hAnsi="Times New Roman" w:cs="Times New Roman"/>
-        </w:rPr>
-        <w:t xml:space="preserve"> and happens only in complex task</w:t>
-      </w:r>
-      <w:r>
-        <w:rPr>
-          <w:rFonts w:ascii="Times New Roman" w:hAnsi="Times New Roman" w:cs="Times New Roman"/>
-        </w:rPr>
-        <w:t>.</w:t>
-      </w:r>
-      <w:r>
-        <w:rPr>
-          <w:rFonts w:ascii="Times New Roman" w:hAnsi="Times New Roman" w:cs="Times New Roman"/>
-        </w:rPr>
-        <w:t xml:space="preserve"> (1-way ANOVA)</w:t>
+        <w:t>Black animals:</w:t>
       </w:r>
     </w:p>
     <w:p>
@@ -498,8 +650,38 @@
       <w:r>
         <w:rPr>
           <w:rFonts w:ascii="Times New Roman" w:hAnsi="Times New Roman" w:cs="Times New Roman"/>
-        </w:rPr>
-        <w:t>Without normalization:</w:t>
+          <w:b/>
+          <w:bCs/>
+        </w:rPr>
+        <w:t>Claim 1</w:t>
+      </w:r>
+      <w:r>
+        <w:rPr>
+          <w:rFonts w:ascii="Times New Roman" w:hAnsi="Times New Roman" w:cs="Times New Roman"/>
+          <w:b/>
+          <w:bCs/>
+        </w:rPr>
+        <w:t xml:space="preserve">: </w:t>
+      </w:r>
+      <w:r>
+        <w:rPr>
+          <w:rFonts w:ascii="Times New Roman" w:hAnsi="Times New Roman" w:cs="Times New Roman"/>
+        </w:rPr>
+        <w:t>Ghrelin has effect only on complex but not on simple task.</w:t>
+      </w:r>
+      <w:r>
+        <w:rPr>
+          <w:rFonts w:ascii="Times New Roman" w:hAnsi="Times New Roman" w:cs="Times New Roman"/>
+          <w:b/>
+          <w:bCs/>
+        </w:rPr>
+        <w:t xml:space="preserve"> </w:t>
+      </w:r>
+      <w:r>
+        <w:rPr>
+          <w:rFonts w:ascii="Times New Roman" w:hAnsi="Times New Roman" w:cs="Times New Roman"/>
+        </w:rPr>
+        <w:t>(1-way ANOVA)</w:t>
       </w:r>
     </w:p>
     <w:p>
@@ -508,19 +690,11 @@
           <w:rFonts w:ascii="Times New Roman" w:hAnsi="Times New Roman" w:cs="Times New Roman"/>
         </w:rPr>
       </w:pPr>
-      <w:proofErr w:type="spellStart"/>
-      <w:r>
-        <w:rPr>
-          <w:rFonts w:ascii="Times New Roman" w:hAnsi="Times New Roman" w:cs="Times New Roman"/>
-        </w:rPr>
-        <w:t>Ghr</w:t>
-      </w:r>
-      <w:proofErr w:type="spellEnd"/>
-      <w:r>
-        <w:rPr>
-          <w:rFonts w:ascii="Times New Roman" w:hAnsi="Times New Roman" w:cs="Times New Roman"/>
-        </w:rPr>
-        <w:t xml:space="preserve"> vs Inhibit in Simple. p = 0.27</w:t>
+      <w:r>
+        <w:rPr>
+          <w:rFonts w:ascii="Times New Roman" w:hAnsi="Times New Roman" w:cs="Times New Roman"/>
+        </w:rPr>
+        <w:t>With min-max normalization:</w:t>
       </w:r>
     </w:p>
     <w:p>
@@ -529,6 +703,12 @@
           <w:rFonts w:ascii="Times New Roman" w:hAnsi="Times New Roman" w:cs="Times New Roman"/>
         </w:rPr>
       </w:pPr>
+      <w:r>
+        <w:rPr>
+          <w:rFonts w:ascii="Times New Roman" w:hAnsi="Times New Roman" w:cs="Times New Roman"/>
+        </w:rPr>
+        <w:t xml:space="preserve">Sal vs </w:t>
+      </w:r>
       <w:proofErr w:type="spellStart"/>
       <w:r>
         <w:rPr>
@@ -541,13 +721,19 @@
         <w:rPr>
           <w:rFonts w:ascii="Times New Roman" w:hAnsi="Times New Roman" w:cs="Times New Roman"/>
         </w:rPr>
-        <w:t xml:space="preserve"> vs Inhibit in Complex. p = 0.0</w:t>
-      </w:r>
-      <w:r>
-        <w:rPr>
-          <w:rFonts w:ascii="Times New Roman" w:hAnsi="Times New Roman" w:cs="Times New Roman"/>
-        </w:rPr>
-        <w:t>2</w:t>
+        <w:t xml:space="preserve"> in Simple. p = 0.</w:t>
+      </w:r>
+      <w:r>
+        <w:rPr>
+          <w:rFonts w:ascii="Times New Roman" w:hAnsi="Times New Roman" w:cs="Times New Roman"/>
+        </w:rPr>
+        <w:t>7</w:t>
+      </w:r>
+      <w:r>
+        <w:rPr>
+          <w:rFonts w:ascii="Times New Roman" w:hAnsi="Times New Roman" w:cs="Times New Roman"/>
+        </w:rPr>
+        <w:t>3</w:t>
       </w:r>
     </w:p>
     <w:p>
@@ -556,51 +742,71 @@
           <w:rFonts w:ascii="Times New Roman" w:hAnsi="Times New Roman" w:cs="Times New Roman"/>
         </w:rPr>
       </w:pPr>
+      <w:r>
+        <w:rPr>
+          <w:rFonts w:ascii="Times New Roman" w:hAnsi="Times New Roman" w:cs="Times New Roman"/>
+        </w:rPr>
+        <w:t xml:space="preserve">Sal vs </w:t>
+      </w:r>
+      <w:proofErr w:type="spellStart"/>
+      <w:r>
+        <w:rPr>
+          <w:rFonts w:ascii="Times New Roman" w:hAnsi="Times New Roman" w:cs="Times New Roman"/>
+        </w:rPr>
+        <w:t>Ghr</w:t>
+      </w:r>
+      <w:proofErr w:type="spellEnd"/>
+      <w:r>
+        <w:rPr>
+          <w:rFonts w:ascii="Times New Roman" w:hAnsi="Times New Roman" w:cs="Times New Roman"/>
+        </w:rPr>
+        <w:t xml:space="preserve"> in Complex. p = </w:t>
+      </w:r>
+      <w:r>
+        <w:rPr>
+          <w:rFonts w:ascii="Times New Roman" w:hAnsi="Times New Roman" w:cs="Times New Roman"/>
+        </w:rPr>
+        <w:t>0.00</w:t>
+      </w:r>
+      <w:r>
+        <w:rPr>
+          <w:rFonts w:ascii="Times New Roman" w:hAnsi="Times New Roman" w:cs="Times New Roman"/>
+        </w:rPr>
+        <w:t>06</w:t>
+      </w:r>
     </w:p>
     <w:p>
       <w:pPr>
         <w:rPr>
           <w:rFonts w:ascii="Times New Roman" w:hAnsi="Times New Roman" w:cs="Times New Roman"/>
-        </w:rPr>
-      </w:pPr>
-      <w:r>
-        <w:rPr>
-          <w:rFonts w:ascii="Times New Roman" w:hAnsi="Times New Roman" w:cs="Times New Roman"/>
-        </w:rPr>
-        <w:t>With min-max normalization:</w:t>
-      </w:r>
+          <w:b/>
+          <w:bCs/>
+        </w:rPr>
+      </w:pPr>
     </w:p>
     <w:p>
       <w:pPr>
         <w:rPr>
           <w:rFonts w:ascii="Times New Roman" w:hAnsi="Times New Roman" w:cs="Times New Roman"/>
-        </w:rPr>
-      </w:pPr>
-      <w:proofErr w:type="spellStart"/>
-      <w:r>
-        <w:rPr>
-          <w:rFonts w:ascii="Times New Roman" w:hAnsi="Times New Roman" w:cs="Times New Roman"/>
-        </w:rPr>
-        <w:t>Ghr</w:t>
-      </w:r>
-      <w:proofErr w:type="spellEnd"/>
-      <w:r>
-        <w:rPr>
-          <w:rFonts w:ascii="Times New Roman" w:hAnsi="Times New Roman" w:cs="Times New Roman"/>
-        </w:rPr>
-        <w:t xml:space="preserve"> vs Inhibit </w:t>
-      </w:r>
-      <w:r>
-        <w:rPr>
-          <w:rFonts w:ascii="Times New Roman" w:hAnsi="Times New Roman" w:cs="Times New Roman"/>
-        </w:rPr>
-        <w:t xml:space="preserve">in Simple. p = </w:t>
-      </w:r>
-      <w:r>
-        <w:rPr>
-          <w:rFonts w:ascii="Times New Roman" w:hAnsi="Times New Roman" w:cs="Times New Roman"/>
-        </w:rPr>
-        <w:t>0.27</w:t>
+          <w:b/>
+          <w:bCs/>
+        </w:rPr>
+      </w:pPr>
+      <w:r>
+        <w:rPr>
+          <w:rFonts w:ascii="Times New Roman" w:hAnsi="Times New Roman" w:cs="Times New Roman"/>
+          <w:b/>
+          <w:bCs/>
+        </w:rPr>
+        <w:t>White</w:t>
+      </w:r>
+      <w:r>
+        <w:rPr>
+          <w:rFonts w:ascii="Times New Roman" w:hAnsi="Times New Roman" w:cs="Times New Roman"/>
+          <w:b/>
+          <w:bCs/>
+        </w:rPr>
+        <w:t xml:space="preserve"> animals:</w:t>
       </w:r>
     </w:p>
     <w:p>
@@ -609,31 +815,41 @@
           <w:rFonts w:ascii="Times New Roman" w:hAnsi="Times New Roman" w:cs="Times New Roman"/>
         </w:rPr>
       </w:pPr>
-      <w:proofErr w:type="spellStart"/>
-      <w:r>
-        <w:rPr>
-          <w:rFonts w:ascii="Times New Roman" w:hAnsi="Times New Roman" w:cs="Times New Roman"/>
-        </w:rPr>
-        <w:t>Ghr</w:t>
-      </w:r>
-      <w:proofErr w:type="spellEnd"/>
-      <w:r>
-        <w:rPr>
-          <w:rFonts w:ascii="Times New Roman" w:hAnsi="Times New Roman" w:cs="Times New Roman"/>
-        </w:rPr>
-        <w:t xml:space="preserve"> vs Inhibit </w:t>
-      </w:r>
-      <w:r>
-        <w:rPr>
-          <w:rFonts w:ascii="Times New Roman" w:hAnsi="Times New Roman" w:cs="Times New Roman"/>
-        </w:rPr>
-        <w:t xml:space="preserve">in Complex. p = </w:t>
-      </w:r>
-      <w:r>
-        <w:rPr>
-          <w:rFonts w:ascii="Times New Roman" w:hAnsi="Times New Roman" w:cs="Times New Roman"/>
-        </w:rPr>
-        <w:t>0.0046</w:t>
+      <w:r>
+        <w:rPr>
+          <w:rFonts w:ascii="Times New Roman" w:hAnsi="Times New Roman" w:cs="Times New Roman"/>
+          <w:b/>
+          <w:bCs/>
+        </w:rPr>
+        <w:t>Claim 1</w:t>
+      </w:r>
+      <w:r>
+        <w:rPr>
+          <w:rFonts w:ascii="Times New Roman" w:hAnsi="Times New Roman" w:cs="Times New Roman"/>
+          <w:b/>
+          <w:bCs/>
+        </w:rPr>
+        <w:t xml:space="preserve">: </w:t>
+      </w:r>
+      <w:r>
+        <w:rPr>
+          <w:rFonts w:ascii="Times New Roman" w:hAnsi="Times New Roman" w:cs="Times New Roman"/>
+        </w:rPr>
+        <w:t>Ghrelin has effect only on complex but not on simple task.</w:t>
+      </w:r>
+      <w:r>
+        <w:rPr>
+          <w:rFonts w:ascii="Times New Roman" w:hAnsi="Times New Roman" w:cs="Times New Roman"/>
+          <w:b/>
+          <w:bCs/>
+        </w:rPr>
+        <w:t xml:space="preserve"> </w:t>
+      </w:r>
+      <w:r>
+        <w:rPr>
+          <w:rFonts w:ascii="Times New Roman" w:hAnsi="Times New Roman" w:cs="Times New Roman"/>
+        </w:rPr>
+        <w:t>(1-way ANOVA)</w:t>
       </w:r>
     </w:p>
     <w:p>
@@ -642,6 +858,12 @@
           <w:rFonts w:ascii="Times New Roman" w:hAnsi="Times New Roman" w:cs="Times New Roman"/>
         </w:rPr>
       </w:pPr>
+      <w:r>
+        <w:rPr>
+          <w:rFonts w:ascii="Times New Roman" w:hAnsi="Times New Roman" w:cs="Times New Roman"/>
+        </w:rPr>
+        <w:t>With min-max normalization:</w:t>
+      </w:r>
     </w:p>
     <w:p>
       <w:pPr>
@@ -653,7 +875,33 @@
         <w:rPr>
           <w:rFonts w:ascii="Times New Roman" w:hAnsi="Times New Roman" w:cs="Times New Roman"/>
         </w:rPr>
-        <w:t>With z-score normalization:</w:t>
+        <w:t xml:space="preserve">Sal vs </w:t>
+      </w:r>
+      <w:proofErr w:type="spellStart"/>
+      <w:r>
+        <w:rPr>
+          <w:rFonts w:ascii="Times New Roman" w:hAnsi="Times New Roman" w:cs="Times New Roman"/>
+        </w:rPr>
+        <w:t>Ghr</w:t>
+      </w:r>
+      <w:proofErr w:type="spellEnd"/>
+      <w:r>
+        <w:rPr>
+          <w:rFonts w:ascii="Times New Roman" w:hAnsi="Times New Roman" w:cs="Times New Roman"/>
+        </w:rPr>
+        <w:t xml:space="preserve"> in Simple. p = 0.</w:t>
+      </w:r>
+      <w:r>
+        <w:rPr>
+          <w:rFonts w:ascii="Times New Roman" w:hAnsi="Times New Roman" w:cs="Times New Roman"/>
+        </w:rPr>
+        <w:t>7</w:t>
+      </w:r>
+      <w:r>
+        <w:rPr>
+          <w:rFonts w:ascii="Times New Roman" w:hAnsi="Times New Roman" w:cs="Times New Roman"/>
+        </w:rPr>
+        <w:t>1</w:t>
       </w:r>
     </w:p>
     <w:p>
@@ -662,6 +910,12 @@
           <w:rFonts w:ascii="Times New Roman" w:hAnsi="Times New Roman" w:cs="Times New Roman"/>
         </w:rPr>
       </w:pPr>
+      <w:r>
+        <w:rPr>
+          <w:rFonts w:ascii="Times New Roman" w:hAnsi="Times New Roman" w:cs="Times New Roman"/>
+        </w:rPr>
+        <w:t xml:space="preserve">Sal vs </w:t>
+      </w:r>
       <w:proofErr w:type="spellStart"/>
       <w:r>
         <w:rPr>
@@ -674,1400 +928,25 @@
         <w:rPr>
           <w:rFonts w:ascii="Times New Roman" w:hAnsi="Times New Roman" w:cs="Times New Roman"/>
         </w:rPr>
-        <w:t xml:space="preserve"> vs Inhibit in Simple. p = </w:t>
-      </w:r>
-      <w:r>
-        <w:rPr>
-          <w:rFonts w:ascii="Times New Roman" w:hAnsi="Times New Roman" w:cs="Times New Roman"/>
-        </w:rPr>
-        <w:t>0.32</w:t>
+        <w:t xml:space="preserve"> in Complex. p = </w:t>
+      </w:r>
+      <w:r>
+        <w:rPr>
+          <w:rFonts w:ascii="Times New Roman" w:hAnsi="Times New Roman" w:cs="Times New Roman"/>
+        </w:rPr>
+        <w:t>0.00</w:t>
+      </w:r>
+      <w:r>
+        <w:rPr>
+          <w:rFonts w:ascii="Times New Roman" w:hAnsi="Times New Roman" w:cs="Times New Roman"/>
+        </w:rPr>
+        <w:t>12</w:t>
       </w:r>
     </w:p>
     <w:p>
       <w:pPr>
         <w:rPr>
           <w:rFonts w:ascii="Times New Roman" w:hAnsi="Times New Roman" w:cs="Times New Roman"/>
-        </w:rPr>
-      </w:pPr>
-      <w:proofErr w:type="spellStart"/>
-      <w:r>
-        <w:rPr>
-          <w:rFonts w:ascii="Times New Roman" w:hAnsi="Times New Roman" w:cs="Times New Roman"/>
-        </w:rPr>
-        <w:t>Ghr</w:t>
-      </w:r>
-      <w:proofErr w:type="spellEnd"/>
-      <w:r>
-        <w:rPr>
-          <w:rFonts w:ascii="Times New Roman" w:hAnsi="Times New Roman" w:cs="Times New Roman"/>
-        </w:rPr>
-        <w:t xml:space="preserve"> vs Inhibit in Complex. p </w:t>
-      </w:r>
-      <w:r>
-        <w:rPr>
-          <w:rFonts w:ascii="Times New Roman" w:hAnsi="Times New Roman" w:cs="Times New Roman"/>
-        </w:rPr>
-        <w:t>&lt; 0.0000</w:t>
-      </w:r>
-    </w:p>
-    <w:p>
-      <w:pPr>
-        <w:rPr>
-          <w:rFonts w:ascii="Times New Roman" w:hAnsi="Times New Roman" w:cs="Times New Roman"/>
-        </w:rPr>
-      </w:pPr>
-    </w:p>
-    <w:p>
-      <w:pPr>
-        <w:rPr>
-          <w:rFonts w:ascii="Times New Roman" w:hAnsi="Times New Roman" w:cs="Times New Roman"/>
-        </w:rPr>
-      </w:pPr>
-    </w:p>
-    <w:p>
-      <w:pPr>
-        <w:rPr>
-          <w:rFonts w:ascii="Times New Roman" w:hAnsi="Times New Roman" w:cs="Times New Roman"/>
-        </w:rPr>
-      </w:pPr>
-      <w:r>
-        <w:rPr>
-          <w:rFonts w:ascii="Times New Roman" w:hAnsi="Times New Roman" w:cs="Times New Roman"/>
-          <w:b/>
-          <w:bCs/>
-        </w:rPr>
-        <w:t>Claim 3</w:t>
-      </w:r>
-      <w:r>
-        <w:rPr>
-          <w:rFonts w:ascii="Times New Roman" w:hAnsi="Times New Roman" w:cs="Times New Roman"/>
-          <w:b/>
-          <w:bCs/>
-        </w:rPr>
-        <w:t xml:space="preserve">: </w:t>
-      </w:r>
-      <w:r>
-        <w:rPr>
-          <w:rFonts w:ascii="Times New Roman" w:hAnsi="Times New Roman" w:cs="Times New Roman"/>
-        </w:rPr>
-        <w:t xml:space="preserve">Excitation of </w:t>
-      </w:r>
-      <w:proofErr w:type="spellStart"/>
-      <w:r>
-        <w:rPr>
-          <w:rFonts w:ascii="Times New Roman" w:hAnsi="Times New Roman" w:cs="Times New Roman"/>
-        </w:rPr>
-        <w:t>striosome</w:t>
-      </w:r>
-      <w:proofErr w:type="spellEnd"/>
-      <w:r>
-        <w:rPr>
-          <w:rFonts w:ascii="Times New Roman" w:hAnsi="Times New Roman" w:cs="Times New Roman"/>
-        </w:rPr>
-        <w:t xml:space="preserve"> mimics</w:t>
-      </w:r>
-      <w:r>
-        <w:rPr>
-          <w:rFonts w:ascii="Times New Roman" w:hAnsi="Times New Roman" w:cs="Times New Roman"/>
-        </w:rPr>
-        <w:t xml:space="preserve"> or stronger than</w:t>
-      </w:r>
-      <w:r>
-        <w:rPr>
-          <w:rFonts w:ascii="Times New Roman" w:hAnsi="Times New Roman" w:cs="Times New Roman"/>
-        </w:rPr>
-        <w:t xml:space="preserve"> ghrelin effect in </w:t>
-      </w:r>
-      <w:r>
-        <w:rPr>
-          <w:rFonts w:ascii="Times New Roman" w:hAnsi="Times New Roman" w:cs="Times New Roman"/>
-        </w:rPr>
-        <w:t xml:space="preserve">both simple </w:t>
-      </w:r>
-      <w:r>
-        <w:rPr>
-          <w:rFonts w:ascii="Times New Roman" w:hAnsi="Times New Roman" w:cs="Times New Roman"/>
-        </w:rPr>
-        <w:t xml:space="preserve">and </w:t>
-      </w:r>
-      <w:r>
-        <w:rPr>
-          <w:rFonts w:ascii="Times New Roman" w:hAnsi="Times New Roman" w:cs="Times New Roman"/>
-        </w:rPr>
-        <w:t>complex task</w:t>
-      </w:r>
-      <w:r>
-        <w:rPr>
-          <w:rFonts w:ascii="Times New Roman" w:hAnsi="Times New Roman" w:cs="Times New Roman"/>
-        </w:rPr>
-        <w:t>s</w:t>
-      </w:r>
-      <w:r>
-        <w:rPr>
-          <w:rFonts w:ascii="Times New Roman" w:hAnsi="Times New Roman" w:cs="Times New Roman"/>
-        </w:rPr>
-        <w:t>.</w:t>
-      </w:r>
-      <w:r>
-        <w:rPr>
-          <w:rFonts w:ascii="Times New Roman" w:hAnsi="Times New Roman" w:cs="Times New Roman"/>
-        </w:rPr>
-        <w:t xml:space="preserve"> (1-way ANOVA)</w:t>
-      </w:r>
-    </w:p>
-    <w:p>
-      <w:pPr>
-        <w:rPr>
-          <w:rFonts w:ascii="Times New Roman" w:hAnsi="Times New Roman" w:cs="Times New Roman"/>
-        </w:rPr>
-      </w:pPr>
-      <w:r>
-        <w:rPr>
-          <w:rFonts w:ascii="Times New Roman" w:hAnsi="Times New Roman" w:cs="Times New Roman"/>
-        </w:rPr>
-        <w:t>Without normalization:</w:t>
-      </w:r>
-    </w:p>
-    <w:p>
-      <w:pPr>
-        <w:rPr>
-          <w:rFonts w:ascii="Times New Roman" w:hAnsi="Times New Roman" w:cs="Times New Roman"/>
-        </w:rPr>
-      </w:pPr>
-      <w:proofErr w:type="spellStart"/>
-      <w:r>
-        <w:rPr>
-          <w:rFonts w:ascii="Times New Roman" w:hAnsi="Times New Roman" w:cs="Times New Roman"/>
-        </w:rPr>
-        <w:t>Ghr</w:t>
-      </w:r>
-      <w:proofErr w:type="spellEnd"/>
-      <w:r>
-        <w:rPr>
-          <w:rFonts w:ascii="Times New Roman" w:hAnsi="Times New Roman" w:cs="Times New Roman"/>
-        </w:rPr>
-        <w:t xml:space="preserve"> vs </w:t>
-      </w:r>
-      <w:proofErr w:type="spellStart"/>
-      <w:r>
-        <w:rPr>
-          <w:rFonts w:ascii="Times New Roman" w:hAnsi="Times New Roman" w:cs="Times New Roman"/>
-        </w:rPr>
-        <w:t>Exct</w:t>
-      </w:r>
-      <w:proofErr w:type="spellEnd"/>
-      <w:r>
-        <w:rPr>
-          <w:rFonts w:ascii="Times New Roman" w:hAnsi="Times New Roman" w:cs="Times New Roman"/>
-        </w:rPr>
-        <w:t>:</w:t>
-      </w:r>
-      <w:r>
-        <w:rPr>
-          <w:rFonts w:ascii="Times New Roman" w:hAnsi="Times New Roman" w:cs="Times New Roman"/>
-        </w:rPr>
-        <w:t xml:space="preserve"> p = </w:t>
-      </w:r>
-      <w:r>
-        <w:rPr>
-          <w:rFonts w:ascii="Times New Roman" w:hAnsi="Times New Roman" w:cs="Times New Roman"/>
-        </w:rPr>
-        <w:t>0.96,</w:t>
-      </w:r>
-      <w:r>
-        <w:rPr>
-          <w:rFonts w:ascii="Times New Roman" w:hAnsi="Times New Roman" w:cs="Times New Roman"/>
-        </w:rPr>
-        <w:t xml:space="preserve"> Sal vs </w:t>
-      </w:r>
-      <w:proofErr w:type="spellStart"/>
-      <w:r>
-        <w:rPr>
-          <w:rFonts w:ascii="Times New Roman" w:hAnsi="Times New Roman" w:cs="Times New Roman"/>
-        </w:rPr>
-        <w:t>Exct</w:t>
-      </w:r>
-      <w:proofErr w:type="spellEnd"/>
-      <w:r>
-        <w:rPr>
-          <w:rFonts w:ascii="Times New Roman" w:hAnsi="Times New Roman" w:cs="Times New Roman"/>
-        </w:rPr>
-        <w:t xml:space="preserve">: p = </w:t>
-      </w:r>
-      <w:r>
-        <w:rPr>
-          <w:rFonts w:ascii="Times New Roman" w:hAnsi="Times New Roman" w:cs="Times New Roman"/>
-        </w:rPr>
-        <w:t>0.</w:t>
-      </w:r>
-      <w:r>
-        <w:rPr>
-          <w:rFonts w:ascii="Times New Roman" w:hAnsi="Times New Roman" w:cs="Times New Roman"/>
-        </w:rPr>
-        <w:t>70</w:t>
-      </w:r>
-      <w:r>
-        <w:rPr>
-          <w:rFonts w:ascii="Times New Roman" w:hAnsi="Times New Roman" w:cs="Times New Roman"/>
-        </w:rPr>
-        <w:t xml:space="preserve"> </w:t>
-      </w:r>
-      <w:r>
-        <w:rPr>
-          <w:rFonts w:ascii="Times New Roman" w:hAnsi="Times New Roman" w:cs="Times New Roman"/>
-        </w:rPr>
-        <w:t xml:space="preserve">in </w:t>
-      </w:r>
-      <w:r>
-        <w:rPr>
-          <w:rFonts w:ascii="Times New Roman" w:hAnsi="Times New Roman" w:cs="Times New Roman"/>
-        </w:rPr>
-        <w:t>Simple</w:t>
-      </w:r>
-      <w:r>
-        <w:rPr>
-          <w:rFonts w:ascii="Times New Roman" w:hAnsi="Times New Roman" w:cs="Times New Roman"/>
-        </w:rPr>
-        <w:t>.</w:t>
-      </w:r>
-    </w:p>
-    <w:p>
-      <w:pPr>
-        <w:rPr>
-          <w:rFonts w:ascii="Times New Roman" w:hAnsi="Times New Roman" w:cs="Times New Roman"/>
-        </w:rPr>
-      </w:pPr>
-      <w:proofErr w:type="spellStart"/>
-      <w:r>
-        <w:rPr>
-          <w:rFonts w:ascii="Times New Roman" w:hAnsi="Times New Roman" w:cs="Times New Roman"/>
-        </w:rPr>
-        <w:t>Ghr</w:t>
-      </w:r>
-      <w:proofErr w:type="spellEnd"/>
-      <w:r>
-        <w:rPr>
-          <w:rFonts w:ascii="Times New Roman" w:hAnsi="Times New Roman" w:cs="Times New Roman"/>
-        </w:rPr>
-        <w:t xml:space="preserve"> vs </w:t>
-      </w:r>
-      <w:proofErr w:type="spellStart"/>
-      <w:r>
-        <w:rPr>
-          <w:rFonts w:ascii="Times New Roman" w:hAnsi="Times New Roman" w:cs="Times New Roman"/>
-        </w:rPr>
-        <w:t>Exc</w:t>
-      </w:r>
-      <w:r>
-        <w:rPr>
-          <w:rFonts w:ascii="Times New Roman" w:hAnsi="Times New Roman" w:cs="Times New Roman"/>
-        </w:rPr>
-        <w:t>t</w:t>
-      </w:r>
-      <w:proofErr w:type="spellEnd"/>
-      <w:r>
-        <w:rPr>
-          <w:rFonts w:ascii="Times New Roman" w:hAnsi="Times New Roman" w:cs="Times New Roman"/>
-        </w:rPr>
-        <w:t>:</w:t>
-      </w:r>
-      <w:r>
-        <w:rPr>
-          <w:rFonts w:ascii="Times New Roman" w:hAnsi="Times New Roman" w:cs="Times New Roman"/>
-        </w:rPr>
-        <w:t xml:space="preserve"> p = </w:t>
-      </w:r>
-      <w:r>
-        <w:rPr>
-          <w:rFonts w:ascii="Times New Roman" w:hAnsi="Times New Roman" w:cs="Times New Roman"/>
-        </w:rPr>
-        <w:t>0.01</w:t>
-      </w:r>
-      <w:r>
-        <w:rPr>
-          <w:rFonts w:ascii="Times New Roman" w:hAnsi="Times New Roman" w:cs="Times New Roman"/>
-        </w:rPr>
-        <w:t xml:space="preserve">, Sal vs </w:t>
-      </w:r>
-      <w:proofErr w:type="spellStart"/>
-      <w:r>
-        <w:rPr>
-          <w:rFonts w:ascii="Times New Roman" w:hAnsi="Times New Roman" w:cs="Times New Roman"/>
-        </w:rPr>
-        <w:t>Exct</w:t>
-      </w:r>
-      <w:proofErr w:type="spellEnd"/>
-      <w:r>
-        <w:rPr>
-          <w:rFonts w:ascii="Times New Roman" w:hAnsi="Times New Roman" w:cs="Times New Roman"/>
-        </w:rPr>
-        <w:t xml:space="preserve">: p </w:t>
-      </w:r>
-      <w:r>
-        <w:rPr>
-          <w:rFonts w:ascii="Times New Roman" w:hAnsi="Times New Roman" w:cs="Times New Roman"/>
-        </w:rPr>
-        <w:t>&lt; 0.0000</w:t>
-      </w:r>
-      <w:r>
-        <w:rPr>
-          <w:rFonts w:ascii="Times New Roman" w:hAnsi="Times New Roman" w:cs="Times New Roman"/>
-        </w:rPr>
-        <w:t xml:space="preserve"> </w:t>
-      </w:r>
-      <w:r>
-        <w:rPr>
-          <w:rFonts w:ascii="Times New Roman" w:hAnsi="Times New Roman" w:cs="Times New Roman"/>
-        </w:rPr>
-        <w:t xml:space="preserve">in </w:t>
-      </w:r>
-      <w:r>
-        <w:rPr>
-          <w:rFonts w:ascii="Times New Roman" w:hAnsi="Times New Roman" w:cs="Times New Roman"/>
-        </w:rPr>
-        <w:t>Complex</w:t>
-      </w:r>
-      <w:r>
-        <w:rPr>
-          <w:rFonts w:ascii="Times New Roman" w:hAnsi="Times New Roman" w:cs="Times New Roman"/>
-        </w:rPr>
-        <w:t>.</w:t>
-      </w:r>
-    </w:p>
-    <w:p>
-      <w:pPr>
-        <w:rPr>
-          <w:rFonts w:ascii="Times New Roman" w:hAnsi="Times New Roman" w:cs="Times New Roman"/>
-        </w:rPr>
-      </w:pPr>
-    </w:p>
-    <w:p>
-      <w:pPr>
-        <w:rPr>
-          <w:rFonts w:ascii="Times New Roman" w:hAnsi="Times New Roman" w:cs="Times New Roman"/>
-        </w:rPr>
-      </w:pPr>
-      <w:r>
-        <w:rPr>
-          <w:rFonts w:ascii="Times New Roman" w:hAnsi="Times New Roman" w:cs="Times New Roman"/>
-        </w:rPr>
-        <w:t>With min-max normalization:</w:t>
-      </w:r>
-    </w:p>
-    <w:p>
-      <w:pPr>
-        <w:rPr>
-          <w:rFonts w:ascii="Times New Roman" w:hAnsi="Times New Roman" w:cs="Times New Roman"/>
-        </w:rPr>
-      </w:pPr>
-      <w:proofErr w:type="spellStart"/>
-      <w:r>
-        <w:rPr>
-          <w:rFonts w:ascii="Times New Roman" w:hAnsi="Times New Roman" w:cs="Times New Roman"/>
-        </w:rPr>
-        <w:t>Ghr</w:t>
-      </w:r>
-      <w:proofErr w:type="spellEnd"/>
-      <w:r>
-        <w:rPr>
-          <w:rFonts w:ascii="Times New Roman" w:hAnsi="Times New Roman" w:cs="Times New Roman"/>
-        </w:rPr>
-        <w:t xml:space="preserve"> vs </w:t>
-      </w:r>
-      <w:proofErr w:type="spellStart"/>
-      <w:r>
-        <w:rPr>
-          <w:rFonts w:ascii="Times New Roman" w:hAnsi="Times New Roman" w:cs="Times New Roman"/>
-        </w:rPr>
-        <w:t>Exct</w:t>
-      </w:r>
-      <w:proofErr w:type="spellEnd"/>
-      <w:r>
-        <w:rPr>
-          <w:rFonts w:ascii="Times New Roman" w:hAnsi="Times New Roman" w:cs="Times New Roman"/>
-        </w:rPr>
-        <w:t>:</w:t>
-      </w:r>
-      <w:r>
-        <w:rPr>
-          <w:rFonts w:ascii="Times New Roman" w:hAnsi="Times New Roman" w:cs="Times New Roman"/>
-        </w:rPr>
-        <w:t xml:space="preserve"> p = </w:t>
-      </w:r>
-      <w:r>
-        <w:rPr>
-          <w:rFonts w:ascii="Times New Roman" w:hAnsi="Times New Roman" w:cs="Times New Roman"/>
-        </w:rPr>
-        <w:t>0.87</w:t>
-      </w:r>
-      <w:r>
-        <w:rPr>
-          <w:rFonts w:ascii="Times New Roman" w:hAnsi="Times New Roman" w:cs="Times New Roman"/>
-        </w:rPr>
-        <w:t xml:space="preserve">, Sal vs </w:t>
-      </w:r>
-      <w:proofErr w:type="spellStart"/>
-      <w:r>
-        <w:rPr>
-          <w:rFonts w:ascii="Times New Roman" w:hAnsi="Times New Roman" w:cs="Times New Roman"/>
-        </w:rPr>
-        <w:t>Exct</w:t>
-      </w:r>
-      <w:proofErr w:type="spellEnd"/>
-      <w:r>
-        <w:rPr>
-          <w:rFonts w:ascii="Times New Roman" w:hAnsi="Times New Roman" w:cs="Times New Roman"/>
-        </w:rPr>
-        <w:t xml:space="preserve">: p </w:t>
-      </w:r>
-      <w:r>
-        <w:rPr>
-          <w:rFonts w:ascii="Times New Roman" w:hAnsi="Times New Roman" w:cs="Times New Roman"/>
-        </w:rPr>
-        <w:t>= 0.88</w:t>
-      </w:r>
-      <w:r>
-        <w:rPr>
-          <w:rFonts w:ascii="Times New Roman" w:hAnsi="Times New Roman" w:cs="Times New Roman"/>
-        </w:rPr>
-        <w:t xml:space="preserve"> </w:t>
-      </w:r>
-      <w:r>
-        <w:rPr>
-          <w:rFonts w:ascii="Times New Roman" w:hAnsi="Times New Roman" w:cs="Times New Roman"/>
-        </w:rPr>
-        <w:t xml:space="preserve">in </w:t>
-      </w:r>
-      <w:r>
-        <w:rPr>
-          <w:rFonts w:ascii="Times New Roman" w:hAnsi="Times New Roman" w:cs="Times New Roman"/>
-        </w:rPr>
-        <w:t>Simple</w:t>
-      </w:r>
-      <w:r>
-        <w:rPr>
-          <w:rFonts w:ascii="Times New Roman" w:hAnsi="Times New Roman" w:cs="Times New Roman"/>
-        </w:rPr>
-        <w:t>.</w:t>
-      </w:r>
-    </w:p>
-    <w:p>
-      <w:pPr>
-        <w:rPr>
-          <w:rFonts w:ascii="Times New Roman" w:hAnsi="Times New Roman" w:cs="Times New Roman"/>
-        </w:rPr>
-      </w:pPr>
-      <w:proofErr w:type="spellStart"/>
-      <w:r>
-        <w:rPr>
-          <w:rFonts w:ascii="Times New Roman" w:hAnsi="Times New Roman" w:cs="Times New Roman"/>
-        </w:rPr>
-        <w:t>Ghr</w:t>
-      </w:r>
-      <w:proofErr w:type="spellEnd"/>
-      <w:r>
-        <w:rPr>
-          <w:rFonts w:ascii="Times New Roman" w:hAnsi="Times New Roman" w:cs="Times New Roman"/>
-        </w:rPr>
-        <w:t xml:space="preserve"> vs </w:t>
-      </w:r>
-      <w:proofErr w:type="spellStart"/>
-      <w:r>
-        <w:rPr>
-          <w:rFonts w:ascii="Times New Roman" w:hAnsi="Times New Roman" w:cs="Times New Roman"/>
-        </w:rPr>
-        <w:t>Exc</w:t>
-      </w:r>
-      <w:r>
-        <w:rPr>
-          <w:rFonts w:ascii="Times New Roman" w:hAnsi="Times New Roman" w:cs="Times New Roman"/>
-        </w:rPr>
-        <w:t>t</w:t>
-      </w:r>
-      <w:proofErr w:type="spellEnd"/>
-      <w:r>
-        <w:rPr>
-          <w:rFonts w:ascii="Times New Roman" w:hAnsi="Times New Roman" w:cs="Times New Roman"/>
-        </w:rPr>
-        <w:t>:</w:t>
-      </w:r>
-      <w:r>
-        <w:rPr>
-          <w:rFonts w:ascii="Times New Roman" w:hAnsi="Times New Roman" w:cs="Times New Roman"/>
-        </w:rPr>
-        <w:t xml:space="preserve"> p = </w:t>
-      </w:r>
-      <w:r>
-        <w:rPr>
-          <w:rFonts w:ascii="Times New Roman" w:hAnsi="Times New Roman" w:cs="Times New Roman"/>
-        </w:rPr>
-        <w:t>0.53</w:t>
-      </w:r>
-      <w:r>
-        <w:rPr>
-          <w:rFonts w:ascii="Times New Roman" w:hAnsi="Times New Roman" w:cs="Times New Roman"/>
-        </w:rPr>
-        <w:t xml:space="preserve">, Sal vs </w:t>
-      </w:r>
-      <w:proofErr w:type="spellStart"/>
-      <w:r>
-        <w:rPr>
-          <w:rFonts w:ascii="Times New Roman" w:hAnsi="Times New Roman" w:cs="Times New Roman"/>
-        </w:rPr>
-        <w:t>Exct</w:t>
-      </w:r>
-      <w:proofErr w:type="spellEnd"/>
-      <w:r>
-        <w:rPr>
-          <w:rFonts w:ascii="Times New Roman" w:hAnsi="Times New Roman" w:cs="Times New Roman"/>
-        </w:rPr>
-        <w:t xml:space="preserve">: p </w:t>
-      </w:r>
-      <w:r>
-        <w:rPr>
-          <w:rFonts w:ascii="Times New Roman" w:hAnsi="Times New Roman" w:cs="Times New Roman"/>
-        </w:rPr>
-        <w:t>= 0.0007</w:t>
-      </w:r>
-      <w:r>
-        <w:rPr>
-          <w:rFonts w:ascii="Times New Roman" w:hAnsi="Times New Roman" w:cs="Times New Roman"/>
-        </w:rPr>
-        <w:t xml:space="preserve"> in </w:t>
-      </w:r>
-      <w:r>
-        <w:rPr>
-          <w:rFonts w:ascii="Times New Roman" w:hAnsi="Times New Roman" w:cs="Times New Roman"/>
-        </w:rPr>
-        <w:t>Complex</w:t>
-      </w:r>
-      <w:r>
-        <w:rPr>
-          <w:rFonts w:ascii="Times New Roman" w:hAnsi="Times New Roman" w:cs="Times New Roman"/>
-        </w:rPr>
-        <w:t>.</w:t>
-      </w:r>
-    </w:p>
-    <w:p>
-      <w:pPr>
-        <w:rPr>
-          <w:rFonts w:ascii="Times New Roman" w:hAnsi="Times New Roman" w:cs="Times New Roman"/>
-        </w:rPr>
-      </w:pPr>
-    </w:p>
-    <w:p>
-      <w:pPr>
-        <w:rPr>
-          <w:rFonts w:ascii="Times New Roman" w:hAnsi="Times New Roman" w:cs="Times New Roman"/>
-        </w:rPr>
-      </w:pPr>
-      <w:r>
-        <w:rPr>
-          <w:rFonts w:ascii="Times New Roman" w:hAnsi="Times New Roman" w:cs="Times New Roman"/>
-        </w:rPr>
-        <w:t>With z-score normalization:</w:t>
-      </w:r>
-    </w:p>
-    <w:p>
-      <w:pPr>
-        <w:rPr>
-          <w:rFonts w:ascii="Times New Roman" w:hAnsi="Times New Roman" w:cs="Times New Roman"/>
-        </w:rPr>
-      </w:pPr>
-      <w:proofErr w:type="spellStart"/>
-      <w:r>
-        <w:rPr>
-          <w:rFonts w:ascii="Times New Roman" w:hAnsi="Times New Roman" w:cs="Times New Roman"/>
-        </w:rPr>
-        <w:t>Ghr</w:t>
-      </w:r>
-      <w:proofErr w:type="spellEnd"/>
-      <w:r>
-        <w:rPr>
-          <w:rFonts w:ascii="Times New Roman" w:hAnsi="Times New Roman" w:cs="Times New Roman"/>
-        </w:rPr>
-        <w:t xml:space="preserve"> vs </w:t>
-      </w:r>
-      <w:proofErr w:type="spellStart"/>
-      <w:r>
-        <w:rPr>
-          <w:rFonts w:ascii="Times New Roman" w:hAnsi="Times New Roman" w:cs="Times New Roman"/>
-        </w:rPr>
-        <w:t>Exct</w:t>
-      </w:r>
-      <w:proofErr w:type="spellEnd"/>
-      <w:r>
-        <w:rPr>
-          <w:rFonts w:ascii="Times New Roman" w:hAnsi="Times New Roman" w:cs="Times New Roman"/>
-        </w:rPr>
-        <w:t>:</w:t>
-      </w:r>
-      <w:r>
-        <w:rPr>
-          <w:rFonts w:ascii="Times New Roman" w:hAnsi="Times New Roman" w:cs="Times New Roman"/>
-        </w:rPr>
-        <w:t xml:space="preserve"> p = </w:t>
-      </w:r>
-      <w:r>
-        <w:rPr>
-          <w:rFonts w:ascii="Times New Roman" w:hAnsi="Times New Roman" w:cs="Times New Roman"/>
-        </w:rPr>
-        <w:t>0.90</w:t>
-      </w:r>
-      <w:r>
-        <w:rPr>
-          <w:rFonts w:ascii="Times New Roman" w:hAnsi="Times New Roman" w:cs="Times New Roman"/>
-        </w:rPr>
-        <w:t xml:space="preserve">, Sal vs </w:t>
-      </w:r>
-      <w:proofErr w:type="spellStart"/>
-      <w:r>
-        <w:rPr>
-          <w:rFonts w:ascii="Times New Roman" w:hAnsi="Times New Roman" w:cs="Times New Roman"/>
-        </w:rPr>
-        <w:t>Exct</w:t>
-      </w:r>
-      <w:proofErr w:type="spellEnd"/>
-      <w:r>
-        <w:rPr>
-          <w:rFonts w:ascii="Times New Roman" w:hAnsi="Times New Roman" w:cs="Times New Roman"/>
-        </w:rPr>
-        <w:t xml:space="preserve">: p = </w:t>
-      </w:r>
-      <w:r>
-        <w:rPr>
-          <w:rFonts w:ascii="Times New Roman" w:hAnsi="Times New Roman" w:cs="Times New Roman"/>
-        </w:rPr>
-        <w:t>0.73</w:t>
-      </w:r>
-      <w:r>
-        <w:rPr>
-          <w:rFonts w:ascii="Times New Roman" w:hAnsi="Times New Roman" w:cs="Times New Roman"/>
-        </w:rPr>
-        <w:t xml:space="preserve"> in </w:t>
-      </w:r>
-      <w:r>
-        <w:rPr>
-          <w:rFonts w:ascii="Times New Roman" w:hAnsi="Times New Roman" w:cs="Times New Roman"/>
-        </w:rPr>
-        <w:t>Simple</w:t>
-      </w:r>
-      <w:r>
-        <w:rPr>
-          <w:rFonts w:ascii="Times New Roman" w:hAnsi="Times New Roman" w:cs="Times New Roman"/>
-        </w:rPr>
-        <w:t>.</w:t>
-      </w:r>
-    </w:p>
-    <w:p>
-      <w:pPr>
-        <w:rPr>
-          <w:rFonts w:ascii="Times New Roman" w:hAnsi="Times New Roman" w:cs="Times New Roman"/>
-        </w:rPr>
-      </w:pPr>
-      <w:proofErr w:type="spellStart"/>
-      <w:r>
-        <w:rPr>
-          <w:rFonts w:ascii="Times New Roman" w:hAnsi="Times New Roman" w:cs="Times New Roman"/>
-        </w:rPr>
-        <w:t>Ghr</w:t>
-      </w:r>
-      <w:proofErr w:type="spellEnd"/>
-      <w:r>
-        <w:rPr>
-          <w:rFonts w:ascii="Times New Roman" w:hAnsi="Times New Roman" w:cs="Times New Roman"/>
-        </w:rPr>
-        <w:t xml:space="preserve"> vs </w:t>
-      </w:r>
-      <w:proofErr w:type="spellStart"/>
-      <w:r>
-        <w:rPr>
-          <w:rFonts w:ascii="Times New Roman" w:hAnsi="Times New Roman" w:cs="Times New Roman"/>
-        </w:rPr>
-        <w:t>Exc</w:t>
-      </w:r>
-      <w:r>
-        <w:rPr>
-          <w:rFonts w:ascii="Times New Roman" w:hAnsi="Times New Roman" w:cs="Times New Roman"/>
-        </w:rPr>
-        <w:t>t</w:t>
-      </w:r>
-      <w:proofErr w:type="spellEnd"/>
-      <w:r>
-        <w:rPr>
-          <w:rFonts w:ascii="Times New Roman" w:hAnsi="Times New Roman" w:cs="Times New Roman"/>
-        </w:rPr>
-        <w:t>:</w:t>
-      </w:r>
-      <w:r>
-        <w:rPr>
-          <w:rFonts w:ascii="Times New Roman" w:hAnsi="Times New Roman" w:cs="Times New Roman"/>
-        </w:rPr>
-        <w:t xml:space="preserve"> p = </w:t>
-      </w:r>
-      <w:r>
-        <w:rPr>
-          <w:rFonts w:ascii="Times New Roman" w:hAnsi="Times New Roman" w:cs="Times New Roman"/>
-        </w:rPr>
-        <w:t>0.003</w:t>
-      </w:r>
-      <w:r>
-        <w:rPr>
-          <w:rFonts w:ascii="Times New Roman" w:hAnsi="Times New Roman" w:cs="Times New Roman"/>
-        </w:rPr>
-        <w:t xml:space="preserve">, Sal vs </w:t>
-      </w:r>
-      <w:proofErr w:type="spellStart"/>
-      <w:r>
-        <w:rPr>
-          <w:rFonts w:ascii="Times New Roman" w:hAnsi="Times New Roman" w:cs="Times New Roman"/>
-        </w:rPr>
-        <w:t>Exct</w:t>
-      </w:r>
-      <w:proofErr w:type="spellEnd"/>
-      <w:r>
-        <w:rPr>
-          <w:rFonts w:ascii="Times New Roman" w:hAnsi="Times New Roman" w:cs="Times New Roman"/>
-        </w:rPr>
-        <w:t xml:space="preserve">: p </w:t>
-      </w:r>
-      <w:r>
-        <w:rPr>
-          <w:rFonts w:ascii="Times New Roman" w:hAnsi="Times New Roman" w:cs="Times New Roman"/>
-        </w:rPr>
-        <w:t>&lt; 0.0000</w:t>
-      </w:r>
-      <w:r>
-        <w:rPr>
-          <w:rFonts w:ascii="Times New Roman" w:hAnsi="Times New Roman" w:cs="Times New Roman"/>
-        </w:rPr>
-        <w:t xml:space="preserve"> in </w:t>
-      </w:r>
-      <w:r>
-        <w:rPr>
-          <w:rFonts w:ascii="Times New Roman" w:hAnsi="Times New Roman" w:cs="Times New Roman"/>
-        </w:rPr>
-        <w:t>Complex</w:t>
-      </w:r>
-      <w:r>
-        <w:rPr>
-          <w:rFonts w:ascii="Times New Roman" w:hAnsi="Times New Roman" w:cs="Times New Roman"/>
-        </w:rPr>
-        <w:t>.</w:t>
-      </w:r>
-    </w:p>
-    <w:p>
-      <w:pPr>
-        <w:rPr>
-          <w:rFonts w:ascii="Times New Roman" w:hAnsi="Times New Roman" w:cs="Times New Roman"/>
-        </w:rPr>
-      </w:pPr>
-    </w:p>
-    <w:p>
-      <w:pPr>
-        <w:rPr>
-          <w:rFonts w:ascii="Times New Roman" w:hAnsi="Times New Roman" w:cs="Times New Roman"/>
-        </w:rPr>
-      </w:pPr>
-    </w:p>
-    <w:p>
-      <w:pPr>
-        <w:rPr>
-          <w:rFonts w:ascii="Times New Roman" w:hAnsi="Times New Roman" w:cs="Times New Roman"/>
-          <w:b/>
-          <w:bCs/>
-        </w:rPr>
-      </w:pPr>
-      <w:r>
-        <w:rPr>
-          <w:rFonts w:ascii="Times New Roman" w:hAnsi="Times New Roman" w:cs="Times New Roman"/>
-          <w:b/>
-          <w:bCs/>
-        </w:rPr>
-        <w:t>2-way ANOVA</w:t>
-      </w:r>
-    </w:p>
-    <w:p>
-      <w:pPr>
-        <w:rPr>
-          <w:rFonts w:ascii="Times New Roman" w:hAnsi="Times New Roman" w:cs="Times New Roman"/>
-        </w:rPr>
-      </w:pPr>
-      <w:r>
-        <w:rPr>
-          <w:rFonts w:ascii="Times New Roman" w:hAnsi="Times New Roman" w:cs="Times New Roman"/>
-        </w:rPr>
-        <w:t>p (</w:t>
-      </w:r>
-      <w:proofErr w:type="spellStart"/>
-      <w:r>
-        <w:rPr>
-          <w:rFonts w:ascii="Times New Roman" w:hAnsi="Times New Roman" w:cs="Times New Roman"/>
-        </w:rPr>
-        <w:t>sal</w:t>
-      </w:r>
-      <w:proofErr w:type="spellEnd"/>
-      <w:r>
-        <w:rPr>
-          <w:rFonts w:ascii="Times New Roman" w:hAnsi="Times New Roman" w:cs="Times New Roman"/>
-        </w:rPr>
-        <w:t xml:space="preserve"> v </w:t>
-      </w:r>
-      <w:proofErr w:type="spellStart"/>
-      <w:r>
-        <w:rPr>
-          <w:rFonts w:ascii="Times New Roman" w:hAnsi="Times New Roman" w:cs="Times New Roman"/>
-        </w:rPr>
-        <w:t>ghr</w:t>
-      </w:r>
-      <w:proofErr w:type="spellEnd"/>
-      <w:r>
-        <w:rPr>
-          <w:rFonts w:ascii="Times New Roman" w:hAnsi="Times New Roman" w:cs="Times New Roman"/>
-        </w:rPr>
-        <w:t>) = 0.04, p (simp</w:t>
-      </w:r>
-      <w:r>
-        <w:rPr>
-          <w:rFonts w:ascii="Times New Roman" w:hAnsi="Times New Roman" w:cs="Times New Roman"/>
-        </w:rPr>
-        <w:t>le</w:t>
-      </w:r>
-      <w:r>
-        <w:rPr>
-          <w:rFonts w:ascii="Times New Roman" w:hAnsi="Times New Roman" w:cs="Times New Roman"/>
-        </w:rPr>
-        <w:t xml:space="preserve"> vs comp) &lt; 0.0000, p (interaction) = 0.03</w:t>
-      </w:r>
-      <w:r>
-        <w:rPr>
-          <w:rFonts w:ascii="Times New Roman" w:hAnsi="Times New Roman" w:cs="Times New Roman"/>
-        </w:rPr>
-        <w:t xml:space="preserve"> [</w:t>
-      </w:r>
-      <w:r>
-        <w:rPr>
-          <w:rFonts w:ascii="Times New Roman" w:hAnsi="Times New Roman" w:cs="Times New Roman"/>
-        </w:rPr>
-        <w:t xml:space="preserve">Without </w:t>
-      </w:r>
-      <w:r>
-        <w:rPr>
-          <w:rFonts w:ascii="Times New Roman" w:hAnsi="Times New Roman" w:cs="Times New Roman"/>
-        </w:rPr>
-        <w:t>norm]</w:t>
-      </w:r>
-    </w:p>
-    <w:p>
-      <w:pPr>
-        <w:rPr>
-          <w:rFonts w:ascii="Times New Roman" w:hAnsi="Times New Roman" w:cs="Times New Roman"/>
-        </w:rPr>
-      </w:pPr>
-      <w:r>
-        <w:rPr>
-          <w:rFonts w:ascii="Times New Roman" w:hAnsi="Times New Roman" w:cs="Times New Roman"/>
-        </w:rPr>
-        <w:lastRenderedPageBreak/>
-        <w:t>p (</w:t>
-      </w:r>
-      <w:proofErr w:type="spellStart"/>
-      <w:r>
-        <w:rPr>
-          <w:rFonts w:ascii="Times New Roman" w:hAnsi="Times New Roman" w:cs="Times New Roman"/>
-        </w:rPr>
-        <w:t>sal</w:t>
-      </w:r>
-      <w:proofErr w:type="spellEnd"/>
-      <w:r>
-        <w:rPr>
-          <w:rFonts w:ascii="Times New Roman" w:hAnsi="Times New Roman" w:cs="Times New Roman"/>
-        </w:rPr>
-        <w:t xml:space="preserve"> v </w:t>
-      </w:r>
-      <w:proofErr w:type="spellStart"/>
-      <w:r>
-        <w:rPr>
-          <w:rFonts w:ascii="Times New Roman" w:hAnsi="Times New Roman" w:cs="Times New Roman"/>
-        </w:rPr>
-        <w:t>ghr</w:t>
-      </w:r>
-      <w:proofErr w:type="spellEnd"/>
-      <w:r>
-        <w:rPr>
-          <w:rFonts w:ascii="Times New Roman" w:hAnsi="Times New Roman" w:cs="Times New Roman"/>
-        </w:rPr>
-        <w:t>) = 0.01, p (</w:t>
-      </w:r>
-      <w:r>
-        <w:rPr>
-          <w:rFonts w:ascii="Times New Roman" w:hAnsi="Times New Roman" w:cs="Times New Roman"/>
-        </w:rPr>
-        <w:t xml:space="preserve">simple </w:t>
-      </w:r>
-      <w:r>
-        <w:rPr>
-          <w:rFonts w:ascii="Times New Roman" w:hAnsi="Times New Roman" w:cs="Times New Roman"/>
-        </w:rPr>
-        <w:t xml:space="preserve">vs comp) </w:t>
-      </w:r>
-      <w:r>
-        <w:rPr>
-          <w:rFonts w:ascii="Times New Roman" w:hAnsi="Times New Roman" w:cs="Times New Roman"/>
-        </w:rPr>
-        <w:t>=</w:t>
-      </w:r>
-      <w:r>
-        <w:rPr>
-          <w:rFonts w:ascii="Times New Roman" w:hAnsi="Times New Roman" w:cs="Times New Roman"/>
-        </w:rPr>
-        <w:t xml:space="preserve"> 0.94, p (interaction) = 0.004 [min-max norm]</w:t>
-      </w:r>
-    </w:p>
-    <w:p>
-      <w:pPr>
-        <w:rPr>
-          <w:rFonts w:ascii="Times New Roman" w:hAnsi="Times New Roman" w:cs="Times New Roman"/>
-        </w:rPr>
-      </w:pPr>
-      <w:r>
-        <w:rPr>
-          <w:rFonts w:ascii="Times New Roman" w:hAnsi="Times New Roman" w:cs="Times New Roman"/>
-        </w:rPr>
-        <w:t>p (</w:t>
-      </w:r>
-      <w:proofErr w:type="spellStart"/>
-      <w:r>
-        <w:rPr>
-          <w:rFonts w:ascii="Times New Roman" w:hAnsi="Times New Roman" w:cs="Times New Roman"/>
-        </w:rPr>
-        <w:t>sal</w:t>
-      </w:r>
-      <w:proofErr w:type="spellEnd"/>
-      <w:r>
-        <w:rPr>
-          <w:rFonts w:ascii="Times New Roman" w:hAnsi="Times New Roman" w:cs="Times New Roman"/>
-        </w:rPr>
-        <w:t xml:space="preserve"> v </w:t>
-      </w:r>
-      <w:proofErr w:type="spellStart"/>
-      <w:r>
-        <w:rPr>
-          <w:rFonts w:ascii="Times New Roman" w:hAnsi="Times New Roman" w:cs="Times New Roman"/>
-        </w:rPr>
-        <w:t>ghr</w:t>
-      </w:r>
-      <w:proofErr w:type="spellEnd"/>
-      <w:r>
-        <w:rPr>
-          <w:rFonts w:ascii="Times New Roman" w:hAnsi="Times New Roman" w:cs="Times New Roman"/>
-        </w:rPr>
-        <w:t>) = 0.02, p (</w:t>
-      </w:r>
-      <w:r>
-        <w:rPr>
-          <w:rFonts w:ascii="Times New Roman" w:hAnsi="Times New Roman" w:cs="Times New Roman"/>
-        </w:rPr>
-        <w:t xml:space="preserve">simple </w:t>
-      </w:r>
-      <w:r>
-        <w:rPr>
-          <w:rFonts w:ascii="Times New Roman" w:hAnsi="Times New Roman" w:cs="Times New Roman"/>
-        </w:rPr>
-        <w:t xml:space="preserve">vs comp) </w:t>
-      </w:r>
-      <w:r>
-        <w:rPr>
-          <w:rFonts w:ascii="Times New Roman" w:hAnsi="Times New Roman" w:cs="Times New Roman"/>
-        </w:rPr>
-        <w:t>=</w:t>
-      </w:r>
-      <w:r>
-        <w:rPr>
-          <w:rFonts w:ascii="Times New Roman" w:hAnsi="Times New Roman" w:cs="Times New Roman"/>
-        </w:rPr>
-        <w:t xml:space="preserve"> 0.001, p (interaction) = 0.001 [</w:t>
-      </w:r>
-      <w:r>
-        <w:rPr>
-          <w:rFonts w:ascii="Times New Roman" w:hAnsi="Times New Roman" w:cs="Times New Roman"/>
-        </w:rPr>
-        <w:t>z</w:t>
-      </w:r>
-      <w:r>
-        <w:rPr>
-          <w:rFonts w:ascii="Times New Roman" w:hAnsi="Times New Roman" w:cs="Times New Roman"/>
-        </w:rPr>
-        <w:t>-</w:t>
-      </w:r>
-      <w:r>
-        <w:rPr>
-          <w:rFonts w:ascii="Times New Roman" w:hAnsi="Times New Roman" w:cs="Times New Roman"/>
-        </w:rPr>
-        <w:t>score</w:t>
-      </w:r>
-      <w:r>
-        <w:rPr>
-          <w:rFonts w:ascii="Times New Roman" w:hAnsi="Times New Roman" w:cs="Times New Roman"/>
-        </w:rPr>
-        <w:t xml:space="preserve"> norm]</w:t>
-      </w:r>
-    </w:p>
-    <w:p>
-      <w:pPr>
-        <w:rPr>
-          <w:rFonts w:ascii="Times New Roman" w:hAnsi="Times New Roman" w:cs="Times New Roman"/>
-        </w:rPr>
-      </w:pPr>
-    </w:p>
-    <w:p>
-      <w:pPr>
-        <w:rPr>
-          <w:rFonts w:ascii="Times New Roman" w:hAnsi="Times New Roman" w:cs="Times New Roman"/>
-        </w:rPr>
-      </w:pPr>
-    </w:p>
-    <w:p>
-      <w:pPr>
-        <w:rPr>
-          <w:rFonts w:ascii="Times New Roman" w:hAnsi="Times New Roman" w:cs="Times New Roman"/>
-          <w:b/>
-          <w:bCs/>
-        </w:rPr>
-      </w:pPr>
-      <w:r>
-        <w:rPr>
-          <w:rFonts w:ascii="Times New Roman" w:hAnsi="Times New Roman" w:cs="Times New Roman"/>
-          <w:b/>
-          <w:bCs/>
-        </w:rPr>
-        <w:t>Black animals:</w:t>
-      </w:r>
-    </w:p>
-    <w:p>
-      <w:pPr>
-        <w:rPr>
-          <w:rFonts w:ascii="Times New Roman" w:hAnsi="Times New Roman" w:cs="Times New Roman"/>
-        </w:rPr>
-      </w:pPr>
-      <w:r>
-        <w:rPr>
-          <w:rFonts w:ascii="Times New Roman" w:hAnsi="Times New Roman" w:cs="Times New Roman"/>
-          <w:b/>
-          <w:bCs/>
-        </w:rPr>
-        <w:t>Claim 1</w:t>
-      </w:r>
-      <w:r>
-        <w:rPr>
-          <w:rFonts w:ascii="Times New Roman" w:hAnsi="Times New Roman" w:cs="Times New Roman"/>
-          <w:b/>
-          <w:bCs/>
-        </w:rPr>
-        <w:t xml:space="preserve">: </w:t>
-      </w:r>
-      <w:r>
-        <w:rPr>
-          <w:rFonts w:ascii="Times New Roman" w:hAnsi="Times New Roman" w:cs="Times New Roman"/>
-        </w:rPr>
-        <w:t>Ghrelin has effect only on complex but not on simple task.</w:t>
-      </w:r>
-      <w:r>
-        <w:rPr>
-          <w:rFonts w:ascii="Times New Roman" w:hAnsi="Times New Roman" w:cs="Times New Roman"/>
-          <w:b/>
-          <w:bCs/>
-        </w:rPr>
-        <w:t xml:space="preserve"> </w:t>
-      </w:r>
-      <w:r>
-        <w:rPr>
-          <w:rFonts w:ascii="Times New Roman" w:hAnsi="Times New Roman" w:cs="Times New Roman"/>
-        </w:rPr>
-        <w:t>(1-way ANOVA)</w:t>
-      </w:r>
-    </w:p>
-    <w:p>
-      <w:pPr>
-        <w:rPr>
-          <w:rFonts w:ascii="Times New Roman" w:hAnsi="Times New Roman" w:cs="Times New Roman"/>
-        </w:rPr>
-      </w:pPr>
-      <w:r>
-        <w:rPr>
-          <w:rFonts w:ascii="Times New Roman" w:hAnsi="Times New Roman" w:cs="Times New Roman"/>
-        </w:rPr>
-        <w:t>Without normalization:</w:t>
-      </w:r>
-    </w:p>
-    <w:p>
-      <w:pPr>
-        <w:rPr>
-          <w:rFonts w:ascii="Times New Roman" w:hAnsi="Times New Roman" w:cs="Times New Roman"/>
-        </w:rPr>
-      </w:pPr>
-      <w:r>
-        <w:rPr>
-          <w:rFonts w:ascii="Times New Roman" w:hAnsi="Times New Roman" w:cs="Times New Roman"/>
-        </w:rPr>
-        <w:t xml:space="preserve">Sal vs </w:t>
-      </w:r>
-      <w:proofErr w:type="spellStart"/>
-      <w:r>
-        <w:rPr>
-          <w:rFonts w:ascii="Times New Roman" w:hAnsi="Times New Roman" w:cs="Times New Roman"/>
-        </w:rPr>
-        <w:t>Ghr</w:t>
-      </w:r>
-      <w:proofErr w:type="spellEnd"/>
-      <w:r>
-        <w:rPr>
-          <w:rFonts w:ascii="Times New Roman" w:hAnsi="Times New Roman" w:cs="Times New Roman"/>
-        </w:rPr>
-        <w:t xml:space="preserve"> in Simple. p = </w:t>
-      </w:r>
-      <w:r>
-        <w:rPr>
-          <w:rFonts w:ascii="Times New Roman" w:hAnsi="Times New Roman" w:cs="Times New Roman"/>
-        </w:rPr>
-        <w:t>0.82</w:t>
-      </w:r>
-    </w:p>
-    <w:p>
-      <w:pPr>
-        <w:rPr>
-          <w:rFonts w:ascii="Times New Roman" w:hAnsi="Times New Roman" w:cs="Times New Roman"/>
-        </w:rPr>
-      </w:pPr>
-      <w:r>
-        <w:rPr>
-          <w:rFonts w:ascii="Times New Roman" w:hAnsi="Times New Roman" w:cs="Times New Roman"/>
-        </w:rPr>
-        <w:t xml:space="preserve">Sal vs </w:t>
-      </w:r>
-      <w:proofErr w:type="spellStart"/>
-      <w:r>
-        <w:rPr>
-          <w:rFonts w:ascii="Times New Roman" w:hAnsi="Times New Roman" w:cs="Times New Roman"/>
-        </w:rPr>
-        <w:t>Ghr</w:t>
-      </w:r>
-      <w:proofErr w:type="spellEnd"/>
-      <w:r>
-        <w:rPr>
-          <w:rFonts w:ascii="Times New Roman" w:hAnsi="Times New Roman" w:cs="Times New Roman"/>
-        </w:rPr>
-        <w:t xml:space="preserve"> in Complex. p = 0.</w:t>
-      </w:r>
-      <w:r>
-        <w:rPr>
-          <w:rFonts w:ascii="Times New Roman" w:hAnsi="Times New Roman" w:cs="Times New Roman"/>
-        </w:rPr>
-        <w:t>25</w:t>
-      </w:r>
-    </w:p>
-    <w:p>
-      <w:pPr>
-        <w:rPr>
-          <w:rFonts w:ascii="Times New Roman" w:hAnsi="Times New Roman" w:cs="Times New Roman"/>
-        </w:rPr>
-      </w:pPr>
-    </w:p>
-    <w:p>
-      <w:pPr>
-        <w:rPr>
-          <w:rFonts w:ascii="Times New Roman" w:hAnsi="Times New Roman" w:cs="Times New Roman"/>
-        </w:rPr>
-      </w:pPr>
-      <w:r>
-        <w:rPr>
-          <w:rFonts w:ascii="Times New Roman" w:hAnsi="Times New Roman" w:cs="Times New Roman"/>
-        </w:rPr>
-        <w:t>With min-max normalization:</w:t>
-      </w:r>
-    </w:p>
-    <w:p>
-      <w:pPr>
-        <w:rPr>
-          <w:rFonts w:ascii="Times New Roman" w:hAnsi="Times New Roman" w:cs="Times New Roman"/>
-        </w:rPr>
-      </w:pPr>
-      <w:r>
-        <w:rPr>
-          <w:rFonts w:ascii="Times New Roman" w:hAnsi="Times New Roman" w:cs="Times New Roman"/>
-        </w:rPr>
-        <w:t xml:space="preserve">Sal vs </w:t>
-      </w:r>
-      <w:proofErr w:type="spellStart"/>
-      <w:r>
-        <w:rPr>
-          <w:rFonts w:ascii="Times New Roman" w:hAnsi="Times New Roman" w:cs="Times New Roman"/>
-        </w:rPr>
-        <w:t>Ghr</w:t>
-      </w:r>
-      <w:proofErr w:type="spellEnd"/>
-      <w:r>
-        <w:rPr>
-          <w:rFonts w:ascii="Times New Roman" w:hAnsi="Times New Roman" w:cs="Times New Roman"/>
-        </w:rPr>
-        <w:t xml:space="preserve"> in Simple. p = 0.</w:t>
-      </w:r>
-      <w:r>
-        <w:rPr>
-          <w:rFonts w:ascii="Times New Roman" w:hAnsi="Times New Roman" w:cs="Times New Roman"/>
-        </w:rPr>
-        <w:t>7</w:t>
-      </w:r>
-      <w:r>
-        <w:rPr>
-          <w:rFonts w:ascii="Times New Roman" w:hAnsi="Times New Roman" w:cs="Times New Roman"/>
-        </w:rPr>
-        <w:t>3</w:t>
-      </w:r>
-    </w:p>
-    <w:p>
-      <w:pPr>
-        <w:rPr>
-          <w:rFonts w:ascii="Times New Roman" w:hAnsi="Times New Roman" w:cs="Times New Roman"/>
-        </w:rPr>
-      </w:pPr>
-      <w:r>
-        <w:rPr>
-          <w:rFonts w:ascii="Times New Roman" w:hAnsi="Times New Roman" w:cs="Times New Roman"/>
-        </w:rPr>
-        <w:t xml:space="preserve">Sal vs </w:t>
-      </w:r>
-      <w:proofErr w:type="spellStart"/>
-      <w:r>
-        <w:rPr>
-          <w:rFonts w:ascii="Times New Roman" w:hAnsi="Times New Roman" w:cs="Times New Roman"/>
-        </w:rPr>
-        <w:t>Ghr</w:t>
-      </w:r>
-      <w:proofErr w:type="spellEnd"/>
-      <w:r>
-        <w:rPr>
-          <w:rFonts w:ascii="Times New Roman" w:hAnsi="Times New Roman" w:cs="Times New Roman"/>
-        </w:rPr>
-        <w:t xml:space="preserve"> in Complex. p = </w:t>
-      </w:r>
-      <w:r>
-        <w:rPr>
-          <w:rFonts w:ascii="Times New Roman" w:hAnsi="Times New Roman" w:cs="Times New Roman"/>
-        </w:rPr>
-        <w:t>0.00</w:t>
-      </w:r>
-      <w:r>
-        <w:rPr>
-          <w:rFonts w:ascii="Times New Roman" w:hAnsi="Times New Roman" w:cs="Times New Roman"/>
-        </w:rPr>
-        <w:t>06</w:t>
-      </w:r>
-    </w:p>
-    <w:p>
-      <w:pPr>
-        <w:rPr>
-          <w:rFonts w:ascii="Times New Roman" w:hAnsi="Times New Roman" w:cs="Times New Roman"/>
-        </w:rPr>
-      </w:pPr>
-    </w:p>
-    <w:p>
-      <w:pPr>
-        <w:rPr>
-          <w:rFonts w:ascii="Times New Roman" w:hAnsi="Times New Roman" w:cs="Times New Roman"/>
-        </w:rPr>
-      </w:pPr>
-      <w:r>
-        <w:rPr>
-          <w:rFonts w:ascii="Times New Roman" w:hAnsi="Times New Roman" w:cs="Times New Roman"/>
-        </w:rPr>
-        <w:t>With z-score normalization:</w:t>
-      </w:r>
-    </w:p>
-    <w:p>
-      <w:pPr>
-        <w:rPr>
-          <w:rFonts w:ascii="Times New Roman" w:hAnsi="Times New Roman" w:cs="Times New Roman"/>
-        </w:rPr>
-      </w:pPr>
-      <w:r>
-        <w:rPr>
-          <w:rFonts w:ascii="Times New Roman" w:hAnsi="Times New Roman" w:cs="Times New Roman"/>
-        </w:rPr>
-        <w:t xml:space="preserve">Sal vs </w:t>
-      </w:r>
-      <w:proofErr w:type="spellStart"/>
-      <w:r>
-        <w:rPr>
-          <w:rFonts w:ascii="Times New Roman" w:hAnsi="Times New Roman" w:cs="Times New Roman"/>
-        </w:rPr>
-        <w:t>Ghr</w:t>
-      </w:r>
-      <w:proofErr w:type="spellEnd"/>
-      <w:r>
-        <w:rPr>
-          <w:rFonts w:ascii="Times New Roman" w:hAnsi="Times New Roman" w:cs="Times New Roman"/>
-        </w:rPr>
-        <w:t xml:space="preserve"> in Simple. p = </w:t>
-      </w:r>
-      <w:r>
-        <w:rPr>
-          <w:rFonts w:ascii="Times New Roman" w:hAnsi="Times New Roman" w:cs="Times New Roman"/>
-        </w:rPr>
-        <w:t>0.7</w:t>
-      </w:r>
-      <w:r>
-        <w:rPr>
-          <w:rFonts w:ascii="Times New Roman" w:hAnsi="Times New Roman" w:cs="Times New Roman"/>
-        </w:rPr>
-        <w:t>5</w:t>
-      </w:r>
-    </w:p>
-    <w:p>
-      <w:pPr>
-        <w:rPr>
-          <w:rFonts w:ascii="Times New Roman" w:hAnsi="Times New Roman" w:cs="Times New Roman"/>
-        </w:rPr>
-      </w:pPr>
-      <w:r>
-        <w:rPr>
-          <w:rFonts w:ascii="Times New Roman" w:hAnsi="Times New Roman" w:cs="Times New Roman"/>
-        </w:rPr>
-        <w:t xml:space="preserve">Sal vs </w:t>
-      </w:r>
-      <w:proofErr w:type="spellStart"/>
-      <w:r>
-        <w:rPr>
-          <w:rFonts w:ascii="Times New Roman" w:hAnsi="Times New Roman" w:cs="Times New Roman"/>
-        </w:rPr>
-        <w:t>Ghr</w:t>
-      </w:r>
-      <w:proofErr w:type="spellEnd"/>
-      <w:r>
-        <w:rPr>
-          <w:rFonts w:ascii="Times New Roman" w:hAnsi="Times New Roman" w:cs="Times New Roman"/>
-        </w:rPr>
-        <w:t xml:space="preserve"> in Complex. p </w:t>
-      </w:r>
-      <w:r>
-        <w:rPr>
-          <w:rFonts w:ascii="Times New Roman" w:hAnsi="Times New Roman" w:cs="Times New Roman"/>
-        </w:rPr>
-        <w:t xml:space="preserve">= </w:t>
-      </w:r>
-      <w:r>
-        <w:rPr>
-          <w:rFonts w:ascii="Times New Roman" w:hAnsi="Times New Roman" w:cs="Times New Roman"/>
-        </w:rPr>
-        <w:t>0.0013</w:t>
-      </w:r>
-    </w:p>
-    <w:p>
-      <w:pPr>
-        <w:rPr>
-          <w:rFonts w:ascii="Times New Roman" w:hAnsi="Times New Roman" w:cs="Times New Roman"/>
-          <w:b/>
-          <w:bCs/>
         </w:rPr>
       </w:pPr>
     </w:p>
